--- a/LLDD/word/BE/LLDD-BE-API-Document-Create-Update.docx
+++ b/LLDD/word/BE/LLDD-BE-API-Document-Create-Update.docx
@@ -4529,6 +4529,8 @@
           <w:rFonts w:ascii="Courier New" w:hAnsi="Courier New" w:eastAsia="Courier New" w:cs="Tahoma"/>
           <w:sz w:val="16"/>
         </w:rPr>
+        <w:t>-- bind ตามลำดับ: $1=year · $2=docNo · $3=runningNo · $4=impactProcessId · $5=impactedStoreCode · $6=impactMonth · $7=newStoreCode · $8=roundNo · $9=source · $10=statusInit · $11=userId</w:t>
+        <w:br/>
         <w:t>-- ออกเลขเอกสาร YYYY/xxxxx แบบ atomic ต่อ "ปี ค.ศ." (ห้ามใช้ พ.ศ. — ดู API design มติ 2026-08-06)</w:t>
         <w:br/>
         <w:t>-- ตารางจริงคือ sgi_document_running_numbers (year · last_running_no · updated_at) ไม่มีคอลัมน์ created_at</w:t>
@@ -4538,7 +4540,7 @@
         <w:br/>
         <w:t>INSERT INTO sgi_document_running_numbers (year, last_running_no)</w:t>
         <w:br/>
-        <w:t>VALUES (:year, 0)</w:t>
+        <w:t>VALUES ($1 /* year */, 0)</w:t>
         <w:br/>
         <w:t>ON CONFLICT (year) DO NOTHING;</w:t>
         <w:br/>
@@ -4553,7 +4555,7 @@
         <w:br/>
         <w:t xml:space="preserve">    updated_at = CURRENT_TIMESTAMP</w:t>
         <w:br/>
-        <w:t>WHERE year = :year</w:t>
+        <w:t>WHERE year = $1 /* year */</w:t>
         <w:br/>
         <w:t>RETURNING last_running_no;          -- → :runningNo</w:t>
         <w:br/>
@@ -4572,11 +4574,11 @@
         <w:br/>
         <w:t>) VALUES (</w:t>
         <w:br/>
-        <w:t xml:space="preserve">    :docNo, :year, :runningNo,</w:t>
-        <w:br/>
-        <w:t xml:space="preserve">    :impactProcessId, :impactedStoreCode, :impactMonth, :newStoreCode,</w:t>
-        <w:br/>
-        <w:t xml:space="preserve">    :roundNo, :source, :statusInit, '06', :userId</w:t>
+        <w:t xml:space="preserve">    $2 /* docNo */, $1 /* year */, $3 /* runningNo */,</w:t>
+        <w:br/>
+        <w:t xml:space="preserve">    $4 /* impactProcessId */, $5 /* impactedStoreCode */, $6 /* impactMonth */, $7 /* newStoreCode */,</w:t>
+        <w:br/>
+        <w:t xml:space="preserve">    $8 /* roundNo */, $9 /* source */, $10 /* statusInit */, '06', $11 /* userId */</w:t>
         <w:br/>
         <w:t>);</w:t>
         <w:br/>
@@ -6505,17 +6507,19 @@
               </w:rPr>
               <w:t>{</w:t>
               <w:br/>
-              <w:t xml:space="preserve">  "impactedStoreCode": "00788",</w:t>
-              <w:br/>
-              <w:t xml:space="preserve">  "impactMonth": "2026-06",</w:t>
-              <w:br/>
               <w:t xml:space="preserve">  "source": "MANUAL",</w:t>
               <w:br/>
-              <w:t xml:space="preserve">  "newStoreCode": "00990",</w:t>
+              <w:t xml:space="preserve">  "impactMonth": "2026-07",</w:t>
+              <w:br/>
+              <w:t xml:space="preserve">  "statementPeriod": "2026-07",</w:t>
+              <w:br/>
+              <w:t xml:space="preserve">  "impactedStoreCode": "01234",</w:t>
+              <w:br/>
+              <w:t xml:space="preserve">  "newStoreCode": "22864",</w:t>
               <w:br/>
               <w:t xml:space="preserve">  "roundNo": 1,</w:t>
               <w:br/>
-              <w:t xml:space="preserve">  "reason": "manual create",</w:t>
+              <w:t xml:space="preserve">  "reason": "สร้างเอกสารนอกเงื่อนไข",</w:t>
               <w:br/>
               <w:t xml:space="preserve">  "requestId": "uuid"</w:t>
               <w:br/>
@@ -6668,7 +6672,7 @@
                 <w:rFonts w:ascii="Arial" w:hAnsi="Arial" w:eastAsia="Arial" w:cs="Tahoma"/>
                 <w:sz w:val="18"/>
               </w:rPr>
-              <w:t>impactedStoreCode</w:t>
+              <w:t>source</w:t>
             </w:r>
           </w:p>
         </w:tc>
@@ -6743,7 +6747,7 @@
                 <w:rFonts w:ascii="Arial" w:hAnsi="Arial" w:eastAsia="Arial" w:cs="Tahoma"/>
                 <w:sz w:val="18"/>
               </w:rPr>
-              <w:t>exactly 5 digits; preserve leading zero</w:t>
+              <w:t>UTF-8; use value domain described by endpoint purpose</w:t>
             </w:r>
           </w:p>
         </w:tc>
@@ -6878,7 +6882,7 @@
                 <w:rFonts w:ascii="Arial" w:hAnsi="Arial" w:eastAsia="Arial" w:cs="Tahoma"/>
                 <w:sz w:val="18"/>
               </w:rPr>
-              <w:t>source</w:t>
+              <w:t>statementPeriod</w:t>
             </w:r>
           </w:p>
         </w:tc>
@@ -6954,6 +6958,111 @@
                 <w:sz w:val="18"/>
               </w:rPr>
               <w:t>UTF-8; use value domain described by endpoint purpose</w:t>
+            </w:r>
+          </w:p>
+        </w:tc>
+      </w:tr>
+      <w:tr>
+        <w:trPr>
+          <w:cantSplit/>
+        </w:trPr>
+        <w:tc>
+          <w:tcPr>
+            <w:tcW w:type="dxa" w:w="2520"/>
+            <w:vAlign w:val="center"/>
+          </w:tcPr>
+          <w:p>
+            <w:pPr>
+              <w:keepLines/>
+              <w:spacing w:after="0"/>
+            </w:pPr>
+            <w:r>
+              <w:rPr>
+                <w:rFonts w:ascii="Arial" w:hAnsi="Arial" w:eastAsia="Arial" w:cs="Tahoma"/>
+                <w:sz w:val="18"/>
+              </w:rPr>
+            </w:r>
+            <w:r>
+              <w:rPr>
+                <w:rFonts w:ascii="Arial" w:hAnsi="Arial" w:eastAsia="Arial" w:cs="Tahoma"/>
+                <w:sz w:val="18"/>
+              </w:rPr>
+              <w:t>impactedStoreCode</w:t>
+            </w:r>
+          </w:p>
+        </w:tc>
+        <w:tc>
+          <w:tcPr>
+            <w:tcW w:type="dxa" w:w="2520"/>
+            <w:vAlign w:val="center"/>
+          </w:tcPr>
+          <w:p>
+            <w:pPr>
+              <w:keepLines/>
+              <w:spacing w:after="0"/>
+            </w:pPr>
+            <w:r>
+              <w:rPr>
+                <w:rFonts w:ascii="Arial" w:hAnsi="Arial" w:eastAsia="Arial" w:cs="Tahoma"/>
+                <w:sz w:val="18"/>
+              </w:rPr>
+            </w:r>
+            <w:r>
+              <w:rPr>
+                <w:rFonts w:ascii="Arial" w:hAnsi="Arial" w:eastAsia="Arial" w:cs="Tahoma"/>
+                <w:sz w:val="18"/>
+              </w:rPr>
+              <w:t>string</w:t>
+            </w:r>
+          </w:p>
+        </w:tc>
+        <w:tc>
+          <w:tcPr>
+            <w:tcW w:type="dxa" w:w="2520"/>
+            <w:vAlign w:val="center"/>
+          </w:tcPr>
+          <w:p>
+            <w:pPr>
+              <w:keepLines/>
+              <w:spacing w:after="0"/>
+            </w:pPr>
+            <w:r>
+              <w:rPr>
+                <w:rFonts w:ascii="Arial" w:hAnsi="Arial" w:eastAsia="Arial" w:cs="Tahoma"/>
+                <w:sz w:val="18"/>
+              </w:rPr>
+            </w:r>
+            <w:r>
+              <w:rPr>
+                <w:rFonts w:ascii="Arial" w:hAnsi="Arial" w:eastAsia="Arial" w:cs="Tahoma"/>
+                <w:sz w:val="18"/>
+              </w:rPr>
+              <w:t>Yes</w:t>
+            </w:r>
+          </w:p>
+        </w:tc>
+        <w:tc>
+          <w:tcPr>
+            <w:tcW w:type="dxa" w:w="2520"/>
+            <w:vAlign w:val="center"/>
+          </w:tcPr>
+          <w:p>
+            <w:pPr>
+              <w:keepLines/>
+              <w:spacing w:after="0"/>
+            </w:pPr>
+            <w:r>
+              <w:rPr>
+                <w:rFonts w:ascii="Arial" w:hAnsi="Arial" w:eastAsia="Arial" w:cs="Tahoma"/>
+                <w:sz w:val="18"/>
+              </w:rPr>
+            </w:r>
+            <w:r>
+              <w:rPr>
+                <w:rFonts w:ascii="Arial" w:hAnsi="Arial" w:eastAsia="Arial" w:cs="Tahoma"/>
+                <w:sz w:val="18"/>
+              </w:rPr>
+              <w:t>exactly 5 digits; preserve leading zero</w:t>
             </w:r>
           </w:p>
         </w:tc>
@@ -7439,9 +7548,11 @@
               </w:rPr>
               <w:t>{</w:t>
               <w:br/>
-              <w:t xml:space="preserve">  "docNo": "2026/00124",</w:t>
+              <w:t xml:space="preserve">  "docNo": "2026/00001",</w:t>
               <w:br/>
-              <w:t xml:space="preserve">  "statusCode": "06"</w:t>
+              <w:t xml:space="preserve">  "statusCode": "06",</w:t>
+              <w:br/>
+              <w:t xml:space="preserve">  "message": "created"</w:t>
               <w:br/>
               <w:t>}</w:t>
             </w:r>
@@ -7773,6 +7884,111 @@
                 <w:sz w:val="18"/>
               </w:rPr>
               <w:t>canonical code; do not replace with display label</w:t>
+            </w:r>
+          </w:p>
+        </w:tc>
+      </w:tr>
+      <w:tr>
+        <w:trPr>
+          <w:cantSplit/>
+        </w:trPr>
+        <w:tc>
+          <w:tcPr>
+            <w:tcW w:type="dxa" w:w="2520"/>
+            <w:vAlign w:val="center"/>
+          </w:tcPr>
+          <w:p>
+            <w:pPr>
+              <w:keepLines/>
+              <w:spacing w:after="0"/>
+            </w:pPr>
+            <w:r>
+              <w:rPr>
+                <w:rFonts w:ascii="Arial" w:hAnsi="Arial" w:eastAsia="Arial" w:cs="Tahoma"/>
+                <w:sz w:val="18"/>
+              </w:rPr>
+            </w:r>
+            <w:r>
+              <w:rPr>
+                <w:rFonts w:ascii="Arial" w:hAnsi="Arial" w:eastAsia="Arial" w:cs="Tahoma"/>
+                <w:sz w:val="18"/>
+              </w:rPr>
+              <w:t>message</w:t>
+            </w:r>
+          </w:p>
+        </w:tc>
+        <w:tc>
+          <w:tcPr>
+            <w:tcW w:type="dxa" w:w="2520"/>
+            <w:vAlign w:val="center"/>
+          </w:tcPr>
+          <w:p>
+            <w:pPr>
+              <w:keepLines/>
+              <w:spacing w:after="0"/>
+            </w:pPr>
+            <w:r>
+              <w:rPr>
+                <w:rFonts w:ascii="Arial" w:hAnsi="Arial" w:eastAsia="Arial" w:cs="Tahoma"/>
+                <w:sz w:val="18"/>
+              </w:rPr>
+            </w:r>
+            <w:r>
+              <w:rPr>
+                <w:rFonts w:ascii="Arial" w:hAnsi="Arial" w:eastAsia="Arial" w:cs="Tahoma"/>
+                <w:sz w:val="18"/>
+              </w:rPr>
+              <w:t>string</w:t>
+            </w:r>
+          </w:p>
+        </w:tc>
+        <w:tc>
+          <w:tcPr>
+            <w:tcW w:type="dxa" w:w="2520"/>
+            <w:vAlign w:val="center"/>
+          </w:tcPr>
+          <w:p>
+            <w:pPr>
+              <w:keepLines/>
+              <w:spacing w:after="0"/>
+            </w:pPr>
+            <w:r>
+              <w:rPr>
+                <w:rFonts w:ascii="Arial" w:hAnsi="Arial" w:eastAsia="Arial" w:cs="Tahoma"/>
+                <w:sz w:val="18"/>
+              </w:rPr>
+            </w:r>
+            <w:r>
+              <w:rPr>
+                <w:rFonts w:ascii="Arial" w:hAnsi="Arial" w:eastAsia="Arial" w:cs="Tahoma"/>
+                <w:sz w:val="18"/>
+              </w:rPr>
+              <w:t>Yes</w:t>
+            </w:r>
+          </w:p>
+        </w:tc>
+        <w:tc>
+          <w:tcPr>
+            <w:tcW w:type="dxa" w:w="2520"/>
+            <w:vAlign w:val="center"/>
+          </w:tcPr>
+          <w:p>
+            <w:pPr>
+              <w:keepLines/>
+              <w:spacing w:after="0"/>
+            </w:pPr>
+            <w:r>
+              <w:rPr>
+                <w:rFonts w:ascii="Arial" w:hAnsi="Arial" w:eastAsia="Arial" w:cs="Tahoma"/>
+                <w:sz w:val="18"/>
+              </w:rPr>
+            </w:r>
+            <w:r>
+              <w:rPr>
+                <w:rFonts w:ascii="Arial" w:hAnsi="Arial" w:eastAsia="Arial" w:cs="Tahoma"/>
+                <w:sz w:val="18"/>
+              </w:rPr>
+              <w:t>UTF-8; use value domain described by endpoint purpose</w:t>
             </w:r>
           </w:p>
         </w:tc>
@@ -7857,6 +8073,8 @@
               </w:rPr>
               <w:t>{</w:t>
               <w:br/>
+              <w:t xml:space="preserve">  "versionNo": 3,</w:t>
+              <w:br/>
               <w:t xml:space="preserve">  "newStores": [</w:t>
               <w:br/>
               <w:t xml:space="preserve">    {</w:t>
@@ -7864,6 +8082,8 @@
               <w:t xml:space="preserve">      "newStoreCode": "00990",</w:t>
               <w:br/>
               <w:t xml:space="preserve">      "compensatePercent": 60,</w:t>
+              <w:br/>
+              <w:t xml:space="preserve">      "compensationAmount": 18000.0,</w:t>
               <w:br/>
               <w:t xml:space="preserve">      "sourceSystem": "ALLMAP"</w:t>
               <w:br/>
@@ -7875,7 +8095,61 @@
               <w:br/>
               <w:t xml:space="preserve">      "compensatePercent": 40,</w:t>
               <w:br/>
+              <w:t xml:space="preserve">      "compensationAmount": 12000.0,</w:t>
+              <w:br/>
               <w:t xml:space="preserve">      "sourceSystem": "USER"</w:t>
+              <w:br/>
+              <w:t xml:space="preserve">    }</w:t>
+              <w:br/>
+              <w:t xml:space="preserve">  ],</w:t>
+              <w:br/>
+              <w:t xml:space="preserve">  "competitors": [</w:t>
+              <w:br/>
+              <w:t xml:space="preserve">    {</w:t>
+              <w:br/>
+              <w:t xml:space="preserve">      "id": 8801,</w:t>
+              <w:br/>
+              <w:t xml:space="preserve">      "competitorCode": "01",</w:t>
+              <w:br/>
+              <w:t xml:space="preserve">      "impactDate": "2026-07-15"</w:t>
+              <w:br/>
+              <w:t xml:space="preserve">    },</w:t>
+              <w:br/>
+              <w:t xml:space="preserve">    {</w:t>
+              <w:br/>
+              <w:t xml:space="preserve">      "competitorCode": "07",</w:t>
+              <w:br/>
+              <w:t xml:space="preserve">      "impactDate": "2026-07-20",</w:t>
+              <w:br/>
+              <w:t xml:space="preserve">      "id": 8801</w:t>
+              <w:br/>
+              <w:t xml:space="preserve">    }</w:t>
+              <w:br/>
+              <w:t xml:space="preserve">  ],</w:t>
+              <w:br/>
+              <w:t xml:space="preserve">  "externalFactors": [</w:t>
+              <w:br/>
+              <w:t xml:space="preserve">    {</w:t>
+              <w:br/>
+              <w:t xml:space="preserve">      "id": 4402,</w:t>
+              <w:br/>
+              <w:t xml:space="preserve">      "factorCode": "F03",</w:t>
+              <w:br/>
+              <w:t xml:space="preserve">      "dateFrom": "2026-07-01",</w:t>
+              <w:br/>
+              <w:t xml:space="preserve">      "dateTo": "2026-07-31"</w:t>
+              <w:br/>
+              <w:t xml:space="preserve">    },</w:t>
+              <w:br/>
+              <w:t xml:space="preserve">    {</w:t>
+              <w:br/>
+              <w:t xml:space="preserve">      "factorCode": "F09",</w:t>
+              <w:br/>
+              <w:t xml:space="preserve">      "dateFrom": "2026-07-10",</w:t>
+              <w:br/>
+              <w:t xml:space="preserve">      "dateTo": null,</w:t>
+              <w:br/>
+              <w:t xml:space="preserve">      "id": 4402</w:t>
               <w:br/>
               <w:t xml:space="preserve">    }</w:t>
               <w:br/>
@@ -8030,7 +8304,7 @@
                 <w:rFonts w:ascii="Arial" w:hAnsi="Arial" w:eastAsia="Arial" w:cs="Tahoma"/>
                 <w:sz w:val="18"/>
               </w:rPr>
-              <w:t>newStores</w:t>
+              <w:t>versionNo</w:t>
             </w:r>
           </w:p>
         </w:tc>
@@ -8055,7 +8329,7 @@
                 <w:rFonts w:ascii="Arial" w:hAnsi="Arial" w:eastAsia="Arial" w:cs="Tahoma"/>
                 <w:sz w:val="18"/>
               </w:rPr>
-              <w:t>array&lt;object&gt;</w:t>
+              <w:t>integer</w:t>
             </w:r>
           </w:p>
         </w:tc>
@@ -8105,7 +8379,7 @@
                 <w:rFonts w:ascii="Arial" w:hAnsi="Arial" w:eastAsia="Arial" w:cs="Tahoma"/>
                 <w:sz w:val="18"/>
               </w:rPr>
-              <w:t>JSON array; element type shown in Type column</w:t>
+              <w:t>optimistic concurrency: ต้องส่งค่าล่าสุดที่โหลดมา · ไม่ตรงคืน 409 STALE_VERSION</w:t>
             </w:r>
           </w:p>
         </w:tc>
@@ -8135,7 +8409,7 @@
                 <w:rFonts w:ascii="Arial" w:hAnsi="Arial" w:eastAsia="Arial" w:cs="Tahoma"/>
                 <w:sz w:val="18"/>
               </w:rPr>
-              <w:t>newStores[].newStoreCode</w:t>
+              <w:t>newStores</w:t>
             </w:r>
           </w:p>
         </w:tc>
@@ -8160,7 +8434,7 @@
                 <w:rFonts w:ascii="Arial" w:hAnsi="Arial" w:eastAsia="Arial" w:cs="Tahoma"/>
                 <w:sz w:val="18"/>
               </w:rPr>
-              <w:t>string</w:t>
+              <w:t>array&lt;object&gt;</w:t>
             </w:r>
           </w:p>
         </w:tc>
@@ -8210,7 +8484,7 @@
                 <w:rFonts w:ascii="Arial" w:hAnsi="Arial" w:eastAsia="Arial" w:cs="Tahoma"/>
                 <w:sz w:val="18"/>
               </w:rPr>
-              <w:t>exactly 5 digits; preserve leading zero</w:t>
+              <w:t>JSON array; element type shown in Type column</w:t>
             </w:r>
           </w:p>
         </w:tc>
@@ -8240,7 +8514,7 @@
                 <w:rFonts w:ascii="Arial" w:hAnsi="Arial" w:eastAsia="Arial" w:cs="Tahoma"/>
                 <w:sz w:val="18"/>
               </w:rPr>
-              <w:t>newStores[].compensatePercent</w:t>
+              <w:t>newStores[].newStoreCode</w:t>
             </w:r>
           </w:p>
         </w:tc>
@@ -8265,7 +8539,7 @@
                 <w:rFonts w:ascii="Arial" w:hAnsi="Arial" w:eastAsia="Arial" w:cs="Tahoma"/>
                 <w:sz w:val="18"/>
               </w:rPr>
-              <w:t>integer</w:t>
+              <w:t>string</w:t>
             </w:r>
           </w:p>
         </w:tc>
@@ -8315,7 +8589,7 @@
                 <w:rFonts w:ascii="Arial" w:hAnsi="Arial" w:eastAsia="Arial" w:cs="Tahoma"/>
                 <w:sz w:val="18"/>
               </w:rPr>
-              <w:t>number 0..100 with 2 decimals</w:t>
+              <w:t>exactly 5 digits; preserve leading zero</w:t>
             </w:r>
           </w:p>
         </w:tc>
@@ -8345,6 +8619,216 @@
                 <w:rFonts w:ascii="Arial" w:hAnsi="Arial" w:eastAsia="Arial" w:cs="Tahoma"/>
                 <w:sz w:val="18"/>
               </w:rPr>
+              <w:t>newStores[].compensatePercent</w:t>
+            </w:r>
+          </w:p>
+        </w:tc>
+        <w:tc>
+          <w:tcPr>
+            <w:tcW w:type="dxa" w:w="2520"/>
+            <w:vAlign w:val="center"/>
+          </w:tcPr>
+          <w:p>
+            <w:pPr>
+              <w:keepLines/>
+              <w:spacing w:after="0"/>
+            </w:pPr>
+            <w:r>
+              <w:rPr>
+                <w:rFonts w:ascii="Arial" w:hAnsi="Arial" w:eastAsia="Arial" w:cs="Tahoma"/>
+                <w:sz w:val="18"/>
+              </w:rPr>
+            </w:r>
+            <w:r>
+              <w:rPr>
+                <w:rFonts w:ascii="Arial" w:hAnsi="Arial" w:eastAsia="Arial" w:cs="Tahoma"/>
+                <w:sz w:val="18"/>
+              </w:rPr>
+              <w:t>integer</w:t>
+            </w:r>
+          </w:p>
+        </w:tc>
+        <w:tc>
+          <w:tcPr>
+            <w:tcW w:type="dxa" w:w="2520"/>
+            <w:vAlign w:val="center"/>
+          </w:tcPr>
+          <w:p>
+            <w:pPr>
+              <w:keepLines/>
+              <w:spacing w:after="0"/>
+            </w:pPr>
+            <w:r>
+              <w:rPr>
+                <w:rFonts w:ascii="Arial" w:hAnsi="Arial" w:eastAsia="Arial" w:cs="Tahoma"/>
+                <w:sz w:val="18"/>
+              </w:rPr>
+            </w:r>
+            <w:r>
+              <w:rPr>
+                <w:rFonts w:ascii="Arial" w:hAnsi="Arial" w:eastAsia="Arial" w:cs="Tahoma"/>
+                <w:sz w:val="18"/>
+              </w:rPr>
+              <w:t>Yes</w:t>
+            </w:r>
+          </w:p>
+        </w:tc>
+        <w:tc>
+          <w:tcPr>
+            <w:tcW w:type="dxa" w:w="2520"/>
+            <w:vAlign w:val="center"/>
+          </w:tcPr>
+          <w:p>
+            <w:pPr>
+              <w:keepLines/>
+              <w:spacing w:after="0"/>
+            </w:pPr>
+            <w:r>
+              <w:rPr>
+                <w:rFonts w:ascii="Arial" w:hAnsi="Arial" w:eastAsia="Arial" w:cs="Tahoma"/>
+                <w:sz w:val="18"/>
+              </w:rPr>
+            </w:r>
+            <w:r>
+              <w:rPr>
+                <w:rFonts w:ascii="Arial" w:hAnsi="Arial" w:eastAsia="Arial" w:cs="Tahoma"/>
+                <w:sz w:val="18"/>
+              </w:rPr>
+              <w:t>number 0..100 with 2 decimals</w:t>
+            </w:r>
+          </w:p>
+        </w:tc>
+      </w:tr>
+      <w:tr>
+        <w:trPr>
+          <w:cantSplit/>
+        </w:trPr>
+        <w:tc>
+          <w:tcPr>
+            <w:tcW w:type="dxa" w:w="2520"/>
+            <w:vAlign w:val="center"/>
+          </w:tcPr>
+          <w:p>
+            <w:pPr>
+              <w:keepLines/>
+              <w:spacing w:after="0"/>
+            </w:pPr>
+            <w:r>
+              <w:rPr>
+                <w:rFonts w:ascii="Arial" w:hAnsi="Arial" w:eastAsia="Arial" w:cs="Tahoma"/>
+                <w:sz w:val="18"/>
+              </w:rPr>
+            </w:r>
+            <w:r>
+              <w:rPr>
+                <w:rFonts w:ascii="Arial" w:hAnsi="Arial" w:eastAsia="Arial" w:cs="Tahoma"/>
+                <w:sz w:val="18"/>
+              </w:rPr>
+              <w:t>newStores[].compensationAmount</w:t>
+            </w:r>
+          </w:p>
+        </w:tc>
+        <w:tc>
+          <w:tcPr>
+            <w:tcW w:type="dxa" w:w="2520"/>
+            <w:vAlign w:val="center"/>
+          </w:tcPr>
+          <w:p>
+            <w:pPr>
+              <w:keepLines/>
+              <w:spacing w:after="0"/>
+            </w:pPr>
+            <w:r>
+              <w:rPr>
+                <w:rFonts w:ascii="Arial" w:hAnsi="Arial" w:eastAsia="Arial" w:cs="Tahoma"/>
+                <w:sz w:val="18"/>
+              </w:rPr>
+            </w:r>
+            <w:r>
+              <w:rPr>
+                <w:rFonts w:ascii="Arial" w:hAnsi="Arial" w:eastAsia="Arial" w:cs="Tahoma"/>
+                <w:sz w:val="18"/>
+              </w:rPr>
+              <w:t>number</w:t>
+            </w:r>
+          </w:p>
+        </w:tc>
+        <w:tc>
+          <w:tcPr>
+            <w:tcW w:type="dxa" w:w="2520"/>
+            <w:vAlign w:val="center"/>
+          </w:tcPr>
+          <w:p>
+            <w:pPr>
+              <w:keepLines/>
+              <w:spacing w:after="0"/>
+            </w:pPr>
+            <w:r>
+              <w:rPr>
+                <w:rFonts w:ascii="Arial" w:hAnsi="Arial" w:eastAsia="Arial" w:cs="Tahoma"/>
+                <w:sz w:val="18"/>
+              </w:rPr>
+            </w:r>
+            <w:r>
+              <w:rPr>
+                <w:rFonts w:ascii="Arial" w:hAnsi="Arial" w:eastAsia="Arial" w:cs="Tahoma"/>
+                <w:sz w:val="18"/>
+              </w:rPr>
+              <w:t>Yes</w:t>
+            </w:r>
+          </w:p>
+        </w:tc>
+        <w:tc>
+          <w:tcPr>
+            <w:tcW w:type="dxa" w:w="2520"/>
+            <w:vAlign w:val="center"/>
+          </w:tcPr>
+          <w:p>
+            <w:pPr>
+              <w:keepLines/>
+              <w:spacing w:after="0"/>
+            </w:pPr>
+            <w:r>
+              <w:rPr>
+                <w:rFonts w:ascii="Arial" w:hAnsi="Arial" w:eastAsia="Arial" w:cs="Tahoma"/>
+                <w:sz w:val="18"/>
+              </w:rPr>
+            </w:r>
+            <w:r>
+              <w:rPr>
+                <w:rFonts w:ascii="Arial" w:hAnsi="Arial" w:eastAsia="Arial" w:cs="Tahoma"/>
+                <w:sz w:val="18"/>
+              </w:rPr>
+              <w:t>number &gt;= 0 with 2 decimals</w:t>
+            </w:r>
+          </w:p>
+        </w:tc>
+      </w:tr>
+      <w:tr>
+        <w:trPr>
+          <w:cantSplit/>
+        </w:trPr>
+        <w:tc>
+          <w:tcPr>
+            <w:tcW w:type="dxa" w:w="2520"/>
+            <w:vAlign w:val="center"/>
+          </w:tcPr>
+          <w:p>
+            <w:pPr>
+              <w:keepLines/>
+              <w:spacing w:after="0"/>
+            </w:pPr>
+            <w:r>
+              <w:rPr>
+                <w:rFonts w:ascii="Arial" w:hAnsi="Arial" w:eastAsia="Arial" w:cs="Tahoma"/>
+                <w:sz w:val="18"/>
+              </w:rPr>
+            </w:r>
+            <w:r>
+              <w:rPr>
+                <w:rFonts w:ascii="Arial" w:hAnsi="Arial" w:eastAsia="Arial" w:cs="Tahoma"/>
+                <w:sz w:val="18"/>
+              </w:rPr>
               <w:t>newStores[].sourceSystem</w:t>
             </w:r>
           </w:p>
@@ -8396,6 +8880,981 @@
                 <w:sz w:val="18"/>
               </w:rPr>
               <w:t>Yes</w:t>
+            </w:r>
+          </w:p>
+        </w:tc>
+        <w:tc>
+          <w:tcPr>
+            <w:tcW w:type="dxa" w:w="2520"/>
+            <w:vAlign w:val="center"/>
+          </w:tcPr>
+          <w:p>
+            <w:pPr>
+              <w:keepLines/>
+              <w:spacing w:after="0"/>
+            </w:pPr>
+            <w:r>
+              <w:rPr>
+                <w:rFonts w:ascii="Arial" w:hAnsi="Arial" w:eastAsia="Arial" w:cs="Tahoma"/>
+                <w:sz w:val="18"/>
+              </w:rPr>
+            </w:r>
+            <w:r>
+              <w:rPr>
+                <w:rFonts w:ascii="Arial" w:hAnsi="Arial" w:eastAsia="Arial" w:cs="Tahoma"/>
+                <w:sz w:val="18"/>
+              </w:rPr>
+              <w:t>ALLMAP = ระบบดึงมาเอง · USER = ผู้ใช้คีย์เพิ่ม</w:t>
+            </w:r>
+          </w:p>
+        </w:tc>
+      </w:tr>
+      <w:tr>
+        <w:trPr>
+          <w:cantSplit/>
+        </w:trPr>
+        <w:tc>
+          <w:tcPr>
+            <w:tcW w:type="dxa" w:w="2520"/>
+            <w:vAlign w:val="center"/>
+          </w:tcPr>
+          <w:p>
+            <w:pPr>
+              <w:keepLines/>
+              <w:spacing w:after="0"/>
+            </w:pPr>
+            <w:r>
+              <w:rPr>
+                <w:rFonts w:ascii="Arial" w:hAnsi="Arial" w:eastAsia="Arial" w:cs="Tahoma"/>
+                <w:sz w:val="18"/>
+              </w:rPr>
+            </w:r>
+            <w:r>
+              <w:rPr>
+                <w:rFonts w:ascii="Arial" w:hAnsi="Arial" w:eastAsia="Arial" w:cs="Tahoma"/>
+                <w:sz w:val="18"/>
+              </w:rPr>
+              <w:t>competitors</w:t>
+            </w:r>
+          </w:p>
+        </w:tc>
+        <w:tc>
+          <w:tcPr>
+            <w:tcW w:type="dxa" w:w="2520"/>
+            <w:vAlign w:val="center"/>
+          </w:tcPr>
+          <w:p>
+            <w:pPr>
+              <w:keepLines/>
+              <w:spacing w:after="0"/>
+            </w:pPr>
+            <w:r>
+              <w:rPr>
+                <w:rFonts w:ascii="Arial" w:hAnsi="Arial" w:eastAsia="Arial" w:cs="Tahoma"/>
+                <w:sz w:val="18"/>
+              </w:rPr>
+            </w:r>
+            <w:r>
+              <w:rPr>
+                <w:rFonts w:ascii="Arial" w:hAnsi="Arial" w:eastAsia="Arial" w:cs="Tahoma"/>
+                <w:sz w:val="18"/>
+              </w:rPr>
+              <w:t>array&lt;object&gt;</w:t>
+            </w:r>
+          </w:p>
+        </w:tc>
+        <w:tc>
+          <w:tcPr>
+            <w:tcW w:type="dxa" w:w="2520"/>
+            <w:vAlign w:val="center"/>
+          </w:tcPr>
+          <w:p>
+            <w:pPr>
+              <w:keepLines/>
+              <w:spacing w:after="0"/>
+            </w:pPr>
+            <w:r>
+              <w:rPr>
+                <w:rFonts w:ascii="Arial" w:hAnsi="Arial" w:eastAsia="Arial" w:cs="Tahoma"/>
+                <w:sz w:val="18"/>
+              </w:rPr>
+            </w:r>
+            <w:r>
+              <w:rPr>
+                <w:rFonts w:ascii="Arial" w:hAnsi="Arial" w:eastAsia="Arial" w:cs="Tahoma"/>
+                <w:sz w:val="18"/>
+              </w:rPr>
+              <w:t>Yes</w:t>
+            </w:r>
+          </w:p>
+        </w:tc>
+        <w:tc>
+          <w:tcPr>
+            <w:tcW w:type="dxa" w:w="2520"/>
+            <w:vAlign w:val="center"/>
+          </w:tcPr>
+          <w:p>
+            <w:pPr>
+              <w:keepLines/>
+              <w:spacing w:after="0"/>
+            </w:pPr>
+            <w:r>
+              <w:rPr>
+                <w:rFonts w:ascii="Arial" w:hAnsi="Arial" w:eastAsia="Arial" w:cs="Tahoma"/>
+                <w:sz w:val="18"/>
+              </w:rPr>
+            </w:r>
+            <w:r>
+              <w:rPr>
+                <w:rFonts w:ascii="Arial" w:hAnsi="Arial" w:eastAsia="Arial" w:cs="Tahoma"/>
+                <w:sz w:val="18"/>
+              </w:rPr>
+              <w:t>JSON array; element type shown in Type column</w:t>
+            </w:r>
+          </w:p>
+        </w:tc>
+      </w:tr>
+      <w:tr>
+        <w:trPr>
+          <w:cantSplit/>
+        </w:trPr>
+        <w:tc>
+          <w:tcPr>
+            <w:tcW w:type="dxa" w:w="2520"/>
+            <w:vAlign w:val="center"/>
+          </w:tcPr>
+          <w:p>
+            <w:pPr>
+              <w:keepLines/>
+              <w:spacing w:after="0"/>
+            </w:pPr>
+            <w:r>
+              <w:rPr>
+                <w:rFonts w:ascii="Arial" w:hAnsi="Arial" w:eastAsia="Arial" w:cs="Tahoma"/>
+                <w:sz w:val="18"/>
+              </w:rPr>
+            </w:r>
+            <w:r>
+              <w:rPr>
+                <w:rFonts w:ascii="Arial" w:hAnsi="Arial" w:eastAsia="Arial" w:cs="Tahoma"/>
+                <w:sz w:val="18"/>
+              </w:rPr>
+              <w:t>competitors[].id</w:t>
+            </w:r>
+          </w:p>
+        </w:tc>
+        <w:tc>
+          <w:tcPr>
+            <w:tcW w:type="dxa" w:w="2520"/>
+            <w:vAlign w:val="center"/>
+          </w:tcPr>
+          <w:p>
+            <w:pPr>
+              <w:keepLines/>
+              <w:spacing w:after="0"/>
+            </w:pPr>
+            <w:r>
+              <w:rPr>
+                <w:rFonts w:ascii="Arial" w:hAnsi="Arial" w:eastAsia="Arial" w:cs="Tahoma"/>
+                <w:sz w:val="18"/>
+              </w:rPr>
+            </w:r>
+            <w:r>
+              <w:rPr>
+                <w:rFonts w:ascii="Arial" w:hAnsi="Arial" w:eastAsia="Arial" w:cs="Tahoma"/>
+                <w:sz w:val="18"/>
+              </w:rPr>
+              <w:t>integer</w:t>
+            </w:r>
+          </w:p>
+        </w:tc>
+        <w:tc>
+          <w:tcPr>
+            <w:tcW w:type="dxa" w:w="2520"/>
+            <w:vAlign w:val="center"/>
+          </w:tcPr>
+          <w:p>
+            <w:pPr>
+              <w:keepLines/>
+              <w:spacing w:after="0"/>
+            </w:pPr>
+            <w:r>
+              <w:rPr>
+                <w:rFonts w:ascii="Arial" w:hAnsi="Arial" w:eastAsia="Arial" w:cs="Tahoma"/>
+                <w:sz w:val="18"/>
+              </w:rPr>
+            </w:r>
+            <w:r>
+              <w:rPr>
+                <w:rFonts w:ascii="Arial" w:hAnsi="Arial" w:eastAsia="Arial" w:cs="Tahoma"/>
+                <w:sz w:val="18"/>
+              </w:rPr>
+              <w:t>No</w:t>
+            </w:r>
+          </w:p>
+        </w:tc>
+        <w:tc>
+          <w:tcPr>
+            <w:tcW w:type="dxa" w:w="2520"/>
+            <w:vAlign w:val="center"/>
+          </w:tcPr>
+          <w:p>
+            <w:pPr>
+              <w:keepLines/>
+              <w:spacing w:after="0"/>
+            </w:pPr>
+            <w:r>
+              <w:rPr>
+                <w:rFonts w:ascii="Arial" w:hAnsi="Arial" w:eastAsia="Arial" w:cs="Tahoma"/>
+                <w:sz w:val="18"/>
+              </w:rPr>
+            </w:r>
+            <w:r>
+              <w:rPr>
+                <w:rFonts w:ascii="Arial" w:hAnsi="Arial" w:eastAsia="Arial" w:cs="Tahoma"/>
+                <w:sz w:val="18"/>
+              </w:rPr>
+              <w:t xml:space="preserve">id ของแถวเดิม — </w:t>
+            </w:r>
+            <w:r>
+              <w:rPr>
+                <w:rFonts w:ascii="Arial" w:hAnsi="Arial" w:eastAsia="Arial" w:cs="Tahoma"/>
+                <w:b/>
+                <w:sz w:val="18"/>
+              </w:rPr>
+              <w:t>ไม่ส่ง = แถวที่ผู้ใช้เพิ่มใหม่ (INSERT)</w:t>
+            </w:r>
+            <w:r>
+              <w:rPr>
+                <w:rFonts w:ascii="Arial" w:hAnsi="Arial" w:eastAsia="Arial" w:cs="Tahoma"/>
+                <w:sz w:val="18"/>
+              </w:rPr>
+              <w:t xml:space="preserve"> · แถวเดิมที่ไม่ถูกส่งมาถือว่าถูกลบ</w:t>
+            </w:r>
+          </w:p>
+        </w:tc>
+      </w:tr>
+      <w:tr>
+        <w:trPr>
+          <w:cantSplit/>
+        </w:trPr>
+        <w:tc>
+          <w:tcPr>
+            <w:tcW w:type="dxa" w:w="2520"/>
+            <w:vAlign w:val="center"/>
+          </w:tcPr>
+          <w:p>
+            <w:pPr>
+              <w:keepLines/>
+              <w:spacing w:after="0"/>
+            </w:pPr>
+            <w:r>
+              <w:rPr>
+                <w:rFonts w:ascii="Arial" w:hAnsi="Arial" w:eastAsia="Arial" w:cs="Tahoma"/>
+                <w:sz w:val="18"/>
+              </w:rPr>
+            </w:r>
+            <w:r>
+              <w:rPr>
+                <w:rFonts w:ascii="Arial" w:hAnsi="Arial" w:eastAsia="Arial" w:cs="Tahoma"/>
+                <w:sz w:val="18"/>
+              </w:rPr>
+              <w:t>competitors[].competitorCode</w:t>
+            </w:r>
+          </w:p>
+        </w:tc>
+        <w:tc>
+          <w:tcPr>
+            <w:tcW w:type="dxa" w:w="2520"/>
+            <w:vAlign w:val="center"/>
+          </w:tcPr>
+          <w:p>
+            <w:pPr>
+              <w:keepLines/>
+              <w:spacing w:after="0"/>
+            </w:pPr>
+            <w:r>
+              <w:rPr>
+                <w:rFonts w:ascii="Arial" w:hAnsi="Arial" w:eastAsia="Arial" w:cs="Tahoma"/>
+                <w:sz w:val="18"/>
+              </w:rPr>
+            </w:r>
+            <w:r>
+              <w:rPr>
+                <w:rFonts w:ascii="Arial" w:hAnsi="Arial" w:eastAsia="Arial" w:cs="Tahoma"/>
+                <w:sz w:val="18"/>
+              </w:rPr>
+              <w:t>string</w:t>
+            </w:r>
+          </w:p>
+        </w:tc>
+        <w:tc>
+          <w:tcPr>
+            <w:tcW w:type="dxa" w:w="2520"/>
+            <w:vAlign w:val="center"/>
+          </w:tcPr>
+          <w:p>
+            <w:pPr>
+              <w:keepLines/>
+              <w:spacing w:after="0"/>
+            </w:pPr>
+            <w:r>
+              <w:rPr>
+                <w:rFonts w:ascii="Arial" w:hAnsi="Arial" w:eastAsia="Arial" w:cs="Tahoma"/>
+                <w:sz w:val="18"/>
+              </w:rPr>
+            </w:r>
+            <w:r>
+              <w:rPr>
+                <w:rFonts w:ascii="Arial" w:hAnsi="Arial" w:eastAsia="Arial" w:cs="Tahoma"/>
+                <w:sz w:val="18"/>
+              </w:rPr>
+              <w:t>Yes</w:t>
+            </w:r>
+          </w:p>
+        </w:tc>
+        <w:tc>
+          <w:tcPr>
+            <w:tcW w:type="dxa" w:w="2520"/>
+            <w:vAlign w:val="center"/>
+          </w:tcPr>
+          <w:p>
+            <w:pPr>
+              <w:keepLines/>
+              <w:spacing w:after="0"/>
+            </w:pPr>
+            <w:r>
+              <w:rPr>
+                <w:rFonts w:ascii="Arial" w:hAnsi="Arial" w:eastAsia="Arial" w:cs="Tahoma"/>
+                <w:sz w:val="18"/>
+              </w:rPr>
+            </w:r>
+            <w:r>
+              <w:rPr>
+                <w:rFonts w:ascii="Arial" w:hAnsi="Arial" w:eastAsia="Arial" w:cs="Tahoma"/>
+                <w:sz w:val="18"/>
+              </w:rPr>
+              <w:t>รหัสแบรนด์คู่แข่งจาก master 01–11 เท่านั้น (ห้าม free text)</w:t>
+            </w:r>
+          </w:p>
+        </w:tc>
+      </w:tr>
+      <w:tr>
+        <w:trPr>
+          <w:cantSplit/>
+        </w:trPr>
+        <w:tc>
+          <w:tcPr>
+            <w:tcW w:type="dxa" w:w="2520"/>
+            <w:vAlign w:val="center"/>
+          </w:tcPr>
+          <w:p>
+            <w:pPr>
+              <w:keepLines/>
+              <w:spacing w:after="0"/>
+            </w:pPr>
+            <w:r>
+              <w:rPr>
+                <w:rFonts w:ascii="Arial" w:hAnsi="Arial" w:eastAsia="Arial" w:cs="Tahoma"/>
+                <w:sz w:val="18"/>
+              </w:rPr>
+            </w:r>
+            <w:r>
+              <w:rPr>
+                <w:rFonts w:ascii="Arial" w:hAnsi="Arial" w:eastAsia="Arial" w:cs="Tahoma"/>
+                <w:sz w:val="18"/>
+              </w:rPr>
+              <w:t>competitors[].impactDate</w:t>
+            </w:r>
+          </w:p>
+        </w:tc>
+        <w:tc>
+          <w:tcPr>
+            <w:tcW w:type="dxa" w:w="2520"/>
+            <w:vAlign w:val="center"/>
+          </w:tcPr>
+          <w:p>
+            <w:pPr>
+              <w:keepLines/>
+              <w:spacing w:after="0"/>
+            </w:pPr>
+            <w:r>
+              <w:rPr>
+                <w:rFonts w:ascii="Arial" w:hAnsi="Arial" w:eastAsia="Arial" w:cs="Tahoma"/>
+                <w:sz w:val="18"/>
+              </w:rPr>
+            </w:r>
+            <w:r>
+              <w:rPr>
+                <w:rFonts w:ascii="Arial" w:hAnsi="Arial" w:eastAsia="Arial" w:cs="Tahoma"/>
+                <w:sz w:val="18"/>
+              </w:rPr>
+              <w:t>string</w:t>
+            </w:r>
+          </w:p>
+        </w:tc>
+        <w:tc>
+          <w:tcPr>
+            <w:tcW w:type="dxa" w:w="2520"/>
+            <w:vAlign w:val="center"/>
+          </w:tcPr>
+          <w:p>
+            <w:pPr>
+              <w:keepLines/>
+              <w:spacing w:after="0"/>
+            </w:pPr>
+            <w:r>
+              <w:rPr>
+                <w:rFonts w:ascii="Arial" w:hAnsi="Arial" w:eastAsia="Arial" w:cs="Tahoma"/>
+                <w:sz w:val="18"/>
+              </w:rPr>
+            </w:r>
+            <w:r>
+              <w:rPr>
+                <w:rFonts w:ascii="Arial" w:hAnsi="Arial" w:eastAsia="Arial" w:cs="Tahoma"/>
+                <w:sz w:val="18"/>
+              </w:rPr>
+              <w:t>Yes</w:t>
+            </w:r>
+          </w:p>
+        </w:tc>
+        <w:tc>
+          <w:tcPr>
+            <w:tcW w:type="dxa" w:w="2520"/>
+            <w:vAlign w:val="center"/>
+          </w:tcPr>
+          <w:p>
+            <w:pPr>
+              <w:keepLines/>
+              <w:spacing w:after="0"/>
+            </w:pPr>
+            <w:r>
+              <w:rPr>
+                <w:rFonts w:ascii="Arial" w:hAnsi="Arial" w:eastAsia="Arial" w:cs="Tahoma"/>
+                <w:sz w:val="18"/>
+              </w:rPr>
+            </w:r>
+            <w:r>
+              <w:rPr>
+                <w:rFonts w:ascii="Arial" w:hAnsi="Arial" w:eastAsia="Arial" w:cs="Tahoma"/>
+                <w:sz w:val="18"/>
+              </w:rPr>
+              <w:t>ISO-8601 ค.ศ.; nullable only when type includes null</w:t>
+            </w:r>
+          </w:p>
+        </w:tc>
+      </w:tr>
+      <w:tr>
+        <w:trPr>
+          <w:cantSplit/>
+        </w:trPr>
+        <w:tc>
+          <w:tcPr>
+            <w:tcW w:type="dxa" w:w="2520"/>
+            <w:vAlign w:val="center"/>
+          </w:tcPr>
+          <w:p>
+            <w:pPr>
+              <w:keepLines/>
+              <w:spacing w:after="0"/>
+            </w:pPr>
+            <w:r>
+              <w:rPr>
+                <w:rFonts w:ascii="Arial" w:hAnsi="Arial" w:eastAsia="Arial" w:cs="Tahoma"/>
+                <w:sz w:val="18"/>
+              </w:rPr>
+            </w:r>
+            <w:r>
+              <w:rPr>
+                <w:rFonts w:ascii="Arial" w:hAnsi="Arial" w:eastAsia="Arial" w:cs="Tahoma"/>
+                <w:sz w:val="18"/>
+              </w:rPr>
+              <w:t>externalFactors</w:t>
+            </w:r>
+          </w:p>
+        </w:tc>
+        <w:tc>
+          <w:tcPr>
+            <w:tcW w:type="dxa" w:w="2520"/>
+            <w:vAlign w:val="center"/>
+          </w:tcPr>
+          <w:p>
+            <w:pPr>
+              <w:keepLines/>
+              <w:spacing w:after="0"/>
+            </w:pPr>
+            <w:r>
+              <w:rPr>
+                <w:rFonts w:ascii="Arial" w:hAnsi="Arial" w:eastAsia="Arial" w:cs="Tahoma"/>
+                <w:sz w:val="18"/>
+              </w:rPr>
+            </w:r>
+            <w:r>
+              <w:rPr>
+                <w:rFonts w:ascii="Arial" w:hAnsi="Arial" w:eastAsia="Arial" w:cs="Tahoma"/>
+                <w:sz w:val="18"/>
+              </w:rPr>
+              <w:t>array&lt;object&gt;</w:t>
+            </w:r>
+          </w:p>
+        </w:tc>
+        <w:tc>
+          <w:tcPr>
+            <w:tcW w:type="dxa" w:w="2520"/>
+            <w:vAlign w:val="center"/>
+          </w:tcPr>
+          <w:p>
+            <w:pPr>
+              <w:keepLines/>
+              <w:spacing w:after="0"/>
+            </w:pPr>
+            <w:r>
+              <w:rPr>
+                <w:rFonts w:ascii="Arial" w:hAnsi="Arial" w:eastAsia="Arial" w:cs="Tahoma"/>
+                <w:sz w:val="18"/>
+              </w:rPr>
+            </w:r>
+            <w:r>
+              <w:rPr>
+                <w:rFonts w:ascii="Arial" w:hAnsi="Arial" w:eastAsia="Arial" w:cs="Tahoma"/>
+                <w:sz w:val="18"/>
+              </w:rPr>
+              <w:t>Yes</w:t>
+            </w:r>
+          </w:p>
+        </w:tc>
+        <w:tc>
+          <w:tcPr>
+            <w:tcW w:type="dxa" w:w="2520"/>
+            <w:vAlign w:val="center"/>
+          </w:tcPr>
+          <w:p>
+            <w:pPr>
+              <w:keepLines/>
+              <w:spacing w:after="0"/>
+            </w:pPr>
+            <w:r>
+              <w:rPr>
+                <w:rFonts w:ascii="Arial" w:hAnsi="Arial" w:eastAsia="Arial" w:cs="Tahoma"/>
+                <w:sz w:val="18"/>
+              </w:rPr>
+            </w:r>
+            <w:r>
+              <w:rPr>
+                <w:rFonts w:ascii="Arial" w:hAnsi="Arial" w:eastAsia="Arial" w:cs="Tahoma"/>
+                <w:sz w:val="18"/>
+              </w:rPr>
+              <w:t>JSON array; element type shown in Type column</w:t>
+            </w:r>
+          </w:p>
+        </w:tc>
+      </w:tr>
+      <w:tr>
+        <w:trPr>
+          <w:cantSplit/>
+        </w:trPr>
+        <w:tc>
+          <w:tcPr>
+            <w:tcW w:type="dxa" w:w="2520"/>
+            <w:vAlign w:val="center"/>
+          </w:tcPr>
+          <w:p>
+            <w:pPr>
+              <w:keepLines/>
+              <w:spacing w:after="0"/>
+            </w:pPr>
+            <w:r>
+              <w:rPr>
+                <w:rFonts w:ascii="Arial" w:hAnsi="Arial" w:eastAsia="Arial" w:cs="Tahoma"/>
+                <w:sz w:val="18"/>
+              </w:rPr>
+            </w:r>
+            <w:r>
+              <w:rPr>
+                <w:rFonts w:ascii="Arial" w:hAnsi="Arial" w:eastAsia="Arial" w:cs="Tahoma"/>
+                <w:sz w:val="18"/>
+              </w:rPr>
+              <w:t>externalFactors[].id</w:t>
+            </w:r>
+          </w:p>
+        </w:tc>
+        <w:tc>
+          <w:tcPr>
+            <w:tcW w:type="dxa" w:w="2520"/>
+            <w:vAlign w:val="center"/>
+          </w:tcPr>
+          <w:p>
+            <w:pPr>
+              <w:keepLines/>
+              <w:spacing w:after="0"/>
+            </w:pPr>
+            <w:r>
+              <w:rPr>
+                <w:rFonts w:ascii="Arial" w:hAnsi="Arial" w:eastAsia="Arial" w:cs="Tahoma"/>
+                <w:sz w:val="18"/>
+              </w:rPr>
+            </w:r>
+            <w:r>
+              <w:rPr>
+                <w:rFonts w:ascii="Arial" w:hAnsi="Arial" w:eastAsia="Arial" w:cs="Tahoma"/>
+                <w:sz w:val="18"/>
+              </w:rPr>
+              <w:t>integer</w:t>
+            </w:r>
+          </w:p>
+        </w:tc>
+        <w:tc>
+          <w:tcPr>
+            <w:tcW w:type="dxa" w:w="2520"/>
+            <w:vAlign w:val="center"/>
+          </w:tcPr>
+          <w:p>
+            <w:pPr>
+              <w:keepLines/>
+              <w:spacing w:after="0"/>
+            </w:pPr>
+            <w:r>
+              <w:rPr>
+                <w:rFonts w:ascii="Arial" w:hAnsi="Arial" w:eastAsia="Arial" w:cs="Tahoma"/>
+                <w:sz w:val="18"/>
+              </w:rPr>
+            </w:r>
+            <w:r>
+              <w:rPr>
+                <w:rFonts w:ascii="Arial" w:hAnsi="Arial" w:eastAsia="Arial" w:cs="Tahoma"/>
+                <w:sz w:val="18"/>
+              </w:rPr>
+              <w:t>No</w:t>
+            </w:r>
+          </w:p>
+        </w:tc>
+        <w:tc>
+          <w:tcPr>
+            <w:tcW w:type="dxa" w:w="2520"/>
+            <w:vAlign w:val="center"/>
+          </w:tcPr>
+          <w:p>
+            <w:pPr>
+              <w:keepLines/>
+              <w:spacing w:after="0"/>
+            </w:pPr>
+            <w:r>
+              <w:rPr>
+                <w:rFonts w:ascii="Arial" w:hAnsi="Arial" w:eastAsia="Arial" w:cs="Tahoma"/>
+                <w:sz w:val="18"/>
+              </w:rPr>
+            </w:r>
+            <w:r>
+              <w:rPr>
+                <w:rFonts w:ascii="Arial" w:hAnsi="Arial" w:eastAsia="Arial" w:cs="Tahoma"/>
+                <w:sz w:val="18"/>
+              </w:rPr>
+              <w:t xml:space="preserve">id ของแถวเดิม — </w:t>
+            </w:r>
+            <w:r>
+              <w:rPr>
+                <w:rFonts w:ascii="Arial" w:hAnsi="Arial" w:eastAsia="Arial" w:cs="Tahoma"/>
+                <w:b/>
+                <w:sz w:val="18"/>
+              </w:rPr>
+              <w:t>ไม่ส่ง = แถวที่ผู้ใช้เพิ่มใหม่ (INSERT)</w:t>
+            </w:r>
+            <w:r>
+              <w:rPr>
+                <w:rFonts w:ascii="Arial" w:hAnsi="Arial" w:eastAsia="Arial" w:cs="Tahoma"/>
+                <w:sz w:val="18"/>
+              </w:rPr>
+              <w:t xml:space="preserve"> · แถวเดิมที่ไม่ถูกส่งมาถือว่าถูกลบ</w:t>
+            </w:r>
+          </w:p>
+        </w:tc>
+      </w:tr>
+      <w:tr>
+        <w:trPr>
+          <w:cantSplit/>
+        </w:trPr>
+        <w:tc>
+          <w:tcPr>
+            <w:tcW w:type="dxa" w:w="2520"/>
+            <w:vAlign w:val="center"/>
+          </w:tcPr>
+          <w:p>
+            <w:pPr>
+              <w:keepLines/>
+              <w:spacing w:after="0"/>
+            </w:pPr>
+            <w:r>
+              <w:rPr>
+                <w:rFonts w:ascii="Arial" w:hAnsi="Arial" w:eastAsia="Arial" w:cs="Tahoma"/>
+                <w:sz w:val="18"/>
+              </w:rPr>
+            </w:r>
+            <w:r>
+              <w:rPr>
+                <w:rFonts w:ascii="Arial" w:hAnsi="Arial" w:eastAsia="Arial" w:cs="Tahoma"/>
+                <w:sz w:val="18"/>
+              </w:rPr>
+              <w:t>externalFactors[].factorCode</w:t>
+            </w:r>
+          </w:p>
+        </w:tc>
+        <w:tc>
+          <w:tcPr>
+            <w:tcW w:type="dxa" w:w="2520"/>
+            <w:vAlign w:val="center"/>
+          </w:tcPr>
+          <w:p>
+            <w:pPr>
+              <w:keepLines/>
+              <w:spacing w:after="0"/>
+            </w:pPr>
+            <w:r>
+              <w:rPr>
+                <w:rFonts w:ascii="Arial" w:hAnsi="Arial" w:eastAsia="Arial" w:cs="Tahoma"/>
+                <w:sz w:val="18"/>
+              </w:rPr>
+            </w:r>
+            <w:r>
+              <w:rPr>
+                <w:rFonts w:ascii="Arial" w:hAnsi="Arial" w:eastAsia="Arial" w:cs="Tahoma"/>
+                <w:sz w:val="18"/>
+              </w:rPr>
+              <w:t>string</w:t>
+            </w:r>
+          </w:p>
+        </w:tc>
+        <w:tc>
+          <w:tcPr>
+            <w:tcW w:type="dxa" w:w="2520"/>
+            <w:vAlign w:val="center"/>
+          </w:tcPr>
+          <w:p>
+            <w:pPr>
+              <w:keepLines/>
+              <w:spacing w:after="0"/>
+            </w:pPr>
+            <w:r>
+              <w:rPr>
+                <w:rFonts w:ascii="Arial" w:hAnsi="Arial" w:eastAsia="Arial" w:cs="Tahoma"/>
+                <w:sz w:val="18"/>
+              </w:rPr>
+            </w:r>
+            <w:r>
+              <w:rPr>
+                <w:rFonts w:ascii="Arial" w:hAnsi="Arial" w:eastAsia="Arial" w:cs="Tahoma"/>
+                <w:sz w:val="18"/>
+              </w:rPr>
+              <w:t>Yes</w:t>
+            </w:r>
+          </w:p>
+        </w:tc>
+        <w:tc>
+          <w:tcPr>
+            <w:tcW w:type="dxa" w:w="2520"/>
+            <w:vAlign w:val="center"/>
+          </w:tcPr>
+          <w:p>
+            <w:pPr>
+              <w:keepLines/>
+              <w:spacing w:after="0"/>
+            </w:pPr>
+            <w:r>
+              <w:rPr>
+                <w:rFonts w:ascii="Arial" w:hAnsi="Arial" w:eastAsia="Arial" w:cs="Tahoma"/>
+                <w:sz w:val="18"/>
+              </w:rPr>
+            </w:r>
+            <w:r>
+              <w:rPr>
+                <w:rFonts w:ascii="Arial" w:hAnsi="Arial" w:eastAsia="Arial" w:cs="Tahoma"/>
+                <w:sz w:val="18"/>
+              </w:rPr>
+              <w:t>รหัสปัจจัยภายนอกจาก master (sgi_external_factors.factor_code)</w:t>
+            </w:r>
+          </w:p>
+        </w:tc>
+      </w:tr>
+      <w:tr>
+        <w:trPr>
+          <w:cantSplit/>
+        </w:trPr>
+        <w:tc>
+          <w:tcPr>
+            <w:tcW w:type="dxa" w:w="2520"/>
+            <w:vAlign w:val="center"/>
+          </w:tcPr>
+          <w:p>
+            <w:pPr>
+              <w:keepLines/>
+              <w:spacing w:after="0"/>
+            </w:pPr>
+            <w:r>
+              <w:rPr>
+                <w:rFonts w:ascii="Arial" w:hAnsi="Arial" w:eastAsia="Arial" w:cs="Tahoma"/>
+                <w:sz w:val="18"/>
+              </w:rPr>
+            </w:r>
+            <w:r>
+              <w:rPr>
+                <w:rFonts w:ascii="Arial" w:hAnsi="Arial" w:eastAsia="Arial" w:cs="Tahoma"/>
+                <w:sz w:val="18"/>
+              </w:rPr>
+              <w:t>externalFactors[].dateFrom</w:t>
+            </w:r>
+          </w:p>
+        </w:tc>
+        <w:tc>
+          <w:tcPr>
+            <w:tcW w:type="dxa" w:w="2520"/>
+            <w:vAlign w:val="center"/>
+          </w:tcPr>
+          <w:p>
+            <w:pPr>
+              <w:keepLines/>
+              <w:spacing w:after="0"/>
+            </w:pPr>
+            <w:r>
+              <w:rPr>
+                <w:rFonts w:ascii="Arial" w:hAnsi="Arial" w:eastAsia="Arial" w:cs="Tahoma"/>
+                <w:sz w:val="18"/>
+              </w:rPr>
+            </w:r>
+            <w:r>
+              <w:rPr>
+                <w:rFonts w:ascii="Arial" w:hAnsi="Arial" w:eastAsia="Arial" w:cs="Tahoma"/>
+                <w:sz w:val="18"/>
+              </w:rPr>
+              <w:t>string</w:t>
+            </w:r>
+          </w:p>
+        </w:tc>
+        <w:tc>
+          <w:tcPr>
+            <w:tcW w:type="dxa" w:w="2520"/>
+            <w:vAlign w:val="center"/>
+          </w:tcPr>
+          <w:p>
+            <w:pPr>
+              <w:keepLines/>
+              <w:spacing w:after="0"/>
+            </w:pPr>
+            <w:r>
+              <w:rPr>
+                <w:rFonts w:ascii="Arial" w:hAnsi="Arial" w:eastAsia="Arial" w:cs="Tahoma"/>
+                <w:sz w:val="18"/>
+              </w:rPr>
+            </w:r>
+            <w:r>
+              <w:rPr>
+                <w:rFonts w:ascii="Arial" w:hAnsi="Arial" w:eastAsia="Arial" w:cs="Tahoma"/>
+                <w:sz w:val="18"/>
+              </w:rPr>
+              <w:t>Yes</w:t>
+            </w:r>
+          </w:p>
+        </w:tc>
+        <w:tc>
+          <w:tcPr>
+            <w:tcW w:type="dxa" w:w="2520"/>
+            <w:vAlign w:val="center"/>
+          </w:tcPr>
+          <w:p>
+            <w:pPr>
+              <w:keepLines/>
+              <w:spacing w:after="0"/>
+            </w:pPr>
+            <w:r>
+              <w:rPr>
+                <w:rFonts w:ascii="Arial" w:hAnsi="Arial" w:eastAsia="Arial" w:cs="Tahoma"/>
+                <w:sz w:val="18"/>
+              </w:rPr>
+            </w:r>
+            <w:r>
+              <w:rPr>
+                <w:rFonts w:ascii="Arial" w:hAnsi="Arial" w:eastAsia="Arial" w:cs="Tahoma"/>
+                <w:sz w:val="18"/>
+              </w:rPr>
+              <w:t>UTF-8; use value domain described by endpoint purpose</w:t>
+            </w:r>
+          </w:p>
+        </w:tc>
+      </w:tr>
+      <w:tr>
+        <w:trPr>
+          <w:cantSplit/>
+        </w:trPr>
+        <w:tc>
+          <w:tcPr>
+            <w:tcW w:type="dxa" w:w="2520"/>
+            <w:vAlign w:val="center"/>
+          </w:tcPr>
+          <w:p>
+            <w:pPr>
+              <w:keepLines/>
+              <w:spacing w:after="0"/>
+            </w:pPr>
+            <w:r>
+              <w:rPr>
+                <w:rFonts w:ascii="Arial" w:hAnsi="Arial" w:eastAsia="Arial" w:cs="Tahoma"/>
+                <w:sz w:val="18"/>
+              </w:rPr>
+            </w:r>
+            <w:r>
+              <w:rPr>
+                <w:rFonts w:ascii="Arial" w:hAnsi="Arial" w:eastAsia="Arial" w:cs="Tahoma"/>
+                <w:sz w:val="18"/>
+              </w:rPr>
+              <w:t>externalFactors[].dateTo</w:t>
+            </w:r>
+          </w:p>
+        </w:tc>
+        <w:tc>
+          <w:tcPr>
+            <w:tcW w:type="dxa" w:w="2520"/>
+            <w:vAlign w:val="center"/>
+          </w:tcPr>
+          <w:p>
+            <w:pPr>
+              <w:keepLines/>
+              <w:spacing w:after="0"/>
+            </w:pPr>
+            <w:r>
+              <w:rPr>
+                <w:rFonts w:ascii="Arial" w:hAnsi="Arial" w:eastAsia="Arial" w:cs="Tahoma"/>
+                <w:sz w:val="18"/>
+              </w:rPr>
+            </w:r>
+            <w:r>
+              <w:rPr>
+                <w:rFonts w:ascii="Arial" w:hAnsi="Arial" w:eastAsia="Arial" w:cs="Tahoma"/>
+                <w:sz w:val="18"/>
+              </w:rPr>
+              <w:t>string</w:t>
+            </w:r>
+          </w:p>
+        </w:tc>
+        <w:tc>
+          <w:tcPr>
+            <w:tcW w:type="dxa" w:w="2520"/>
+            <w:vAlign w:val="center"/>
+          </w:tcPr>
+          <w:p>
+            <w:pPr>
+              <w:keepLines/>
+              <w:spacing w:after="0"/>
+            </w:pPr>
+            <w:r>
+              <w:rPr>
+                <w:rFonts w:ascii="Arial" w:hAnsi="Arial" w:eastAsia="Arial" w:cs="Tahoma"/>
+                <w:sz w:val="18"/>
+              </w:rPr>
+            </w:r>
+            <w:r>
+              <w:rPr>
+                <w:rFonts w:ascii="Arial" w:hAnsi="Arial" w:eastAsia="Arial" w:cs="Tahoma"/>
+                <w:sz w:val="18"/>
+              </w:rPr>
+              <w:t>No</w:t>
             </w:r>
           </w:p>
         </w:tc>
@@ -8486,7 +9945,9 @@
               </w:rPr>
               <w:t>{</w:t>
               <w:br/>
-              <w:t xml:space="preserve">  "message": "saved"</w:t>
+              <w:t xml:space="preserve">  "message": "saved",</w:t>
+              <w:br/>
+              <w:t xml:space="preserve">  "versionNo": 4</w:t>
               <w:br/>
               <w:t>}</w:t>
             </w:r>
@@ -8713,6 +10174,111 @@
                 <w:sz w:val="18"/>
               </w:rPr>
               <w:t>UTF-8; use value domain described by endpoint purpose</w:t>
+            </w:r>
+          </w:p>
+        </w:tc>
+      </w:tr>
+      <w:tr>
+        <w:trPr>
+          <w:cantSplit/>
+        </w:trPr>
+        <w:tc>
+          <w:tcPr>
+            <w:tcW w:type="dxa" w:w="2520"/>
+            <w:vAlign w:val="center"/>
+          </w:tcPr>
+          <w:p>
+            <w:pPr>
+              <w:keepLines/>
+              <w:spacing w:after="0"/>
+            </w:pPr>
+            <w:r>
+              <w:rPr>
+                <w:rFonts w:ascii="Arial" w:hAnsi="Arial" w:eastAsia="Arial" w:cs="Tahoma"/>
+                <w:sz w:val="18"/>
+              </w:rPr>
+            </w:r>
+            <w:r>
+              <w:rPr>
+                <w:rFonts w:ascii="Arial" w:hAnsi="Arial" w:eastAsia="Arial" w:cs="Tahoma"/>
+                <w:sz w:val="18"/>
+              </w:rPr>
+              <w:t>versionNo</w:t>
+            </w:r>
+          </w:p>
+        </w:tc>
+        <w:tc>
+          <w:tcPr>
+            <w:tcW w:type="dxa" w:w="2520"/>
+            <w:vAlign w:val="center"/>
+          </w:tcPr>
+          <w:p>
+            <w:pPr>
+              <w:keepLines/>
+              <w:spacing w:after="0"/>
+            </w:pPr>
+            <w:r>
+              <w:rPr>
+                <w:rFonts w:ascii="Arial" w:hAnsi="Arial" w:eastAsia="Arial" w:cs="Tahoma"/>
+                <w:sz w:val="18"/>
+              </w:rPr>
+            </w:r>
+            <w:r>
+              <w:rPr>
+                <w:rFonts w:ascii="Arial" w:hAnsi="Arial" w:eastAsia="Arial" w:cs="Tahoma"/>
+                <w:sz w:val="18"/>
+              </w:rPr>
+              <w:t>integer</w:t>
+            </w:r>
+          </w:p>
+        </w:tc>
+        <w:tc>
+          <w:tcPr>
+            <w:tcW w:type="dxa" w:w="2520"/>
+            <w:vAlign w:val="center"/>
+          </w:tcPr>
+          <w:p>
+            <w:pPr>
+              <w:keepLines/>
+              <w:spacing w:after="0"/>
+            </w:pPr>
+            <w:r>
+              <w:rPr>
+                <w:rFonts w:ascii="Arial" w:hAnsi="Arial" w:eastAsia="Arial" w:cs="Tahoma"/>
+                <w:sz w:val="18"/>
+              </w:rPr>
+            </w:r>
+            <w:r>
+              <w:rPr>
+                <w:rFonts w:ascii="Arial" w:hAnsi="Arial" w:eastAsia="Arial" w:cs="Tahoma"/>
+                <w:sz w:val="18"/>
+              </w:rPr>
+              <w:t>Yes</w:t>
+            </w:r>
+          </w:p>
+        </w:tc>
+        <w:tc>
+          <w:tcPr>
+            <w:tcW w:type="dxa" w:w="2520"/>
+            <w:vAlign w:val="center"/>
+          </w:tcPr>
+          <w:p>
+            <w:pPr>
+              <w:keepLines/>
+              <w:spacing w:after="0"/>
+            </w:pPr>
+            <w:r>
+              <w:rPr>
+                <w:rFonts w:ascii="Arial" w:hAnsi="Arial" w:eastAsia="Arial" w:cs="Tahoma"/>
+                <w:sz w:val="18"/>
+              </w:rPr>
+            </w:r>
+            <w:r>
+              <w:rPr>
+                <w:rFonts w:ascii="Arial" w:hAnsi="Arial" w:eastAsia="Arial" w:cs="Tahoma"/>
+                <w:sz w:val="18"/>
+              </w:rPr>
+              <w:t>optimistic concurrency: ต้องส่งค่าล่าสุดที่โหลดมา · ไม่ตรงคืน 409 STALE_VERSION</w:t>
             </w:r>
           </w:p>
         </w:tc>
@@ -9546,7 +11112,7 @@
     </w:p>
     <w:p>
       <w:pPr>
-        <w:pStyle w:val="Heading3"/>
+        <w:pStyle w:val="Heading2"/>
         <w:keepNext/>
         <w:keepLines/>
         <w:pageBreakBefore w:val="0"/>
@@ -9810,7 +11376,64 @@
                 <w:rFonts w:ascii="Arial" w:hAnsi="Arial" w:eastAsia="Arial" w:cs="Tahoma"/>
                 <w:sz w:val="18"/>
               </w:rPr>
-              <w:t>เก็บ SQL ต่อ endpoint (คัดจากหัวข้อ 10) แยกออกจาก service ให้ทดสอบ/รีวิวง่าย</w:t>
+              <w:t xml:space="preserve">เก็บ SQL ต่อ endpoint (คัดจากหัวข้อ 10) แยกออกจาก service ให้ทดสอบ/รีวิวง่าย · </w:t>
+            </w:r>
+            <w:r>
+              <w:rPr>
+                <w:rFonts w:ascii="Arial" w:hAnsi="Arial" w:eastAsia="Arial" w:cs="Tahoma"/>
+                <w:b/>
+                <w:sz w:val="18"/>
+              </w:rPr>
+              <w:t>คีย์ = ชื่อ handler</w:t>
+            </w:r>
+            <w:r>
+              <w:rPr>
+                <w:rFonts w:ascii="Arial" w:hAnsi="Arial" w:eastAsia="Arial" w:cs="Tahoma"/>
+                <w:sz w:val="18"/>
+              </w:rPr>
+              <w:t xml:space="preserve"> เช่น </w:t>
+            </w:r>
+            <w:r>
+              <w:rPr>
+                <w:rFonts w:ascii="Courier New" w:hAnsi="Courier New" w:eastAsia="Courier New" w:cs="Tahoma"/>
+                <w:sz w:val="18"/>
+              </w:rPr>
+              <w:t>getSgiMasterFactors</w:t>
+            </w:r>
+            <w:r>
+              <w:rPr>
+                <w:rFonts w:ascii="Arial" w:hAnsi="Arial" w:eastAsia="Arial" w:cs="Tahoma"/>
+                <w:sz w:val="18"/>
+              </w:rPr>
+              <w:t xml:space="preserve"> · บล็อกที่มีหลาย statement ให้แยกเป็นหลายคีย์ โดยเติมท้ายชื่อให้สื่อความ เช่น DELETE master ที่มี 2 statement → </w:t>
+            </w:r>
+            <w:r>
+              <w:rPr>
+                <w:rFonts w:ascii="Courier New" w:hAnsi="Courier New" w:eastAsia="Courier New" w:cs="Tahoma"/>
+                <w:sz w:val="18"/>
+              </w:rPr>
+              <w:t>removeSgiMasterFactorsByCodeInUse</w:t>
+            </w:r>
+            <w:r>
+              <w:rPr>
+                <w:rFonts w:ascii="Arial" w:hAnsi="Arial" w:eastAsia="Arial" w:cs="Tahoma"/>
+                <w:sz w:val="18"/>
+              </w:rPr>
+              <w:t xml:space="preserve"> (SELECT ตรวจการใช้งาน) + </w:t>
+            </w:r>
+            <w:r>
+              <w:rPr>
+                <w:rFonts w:ascii="Courier New" w:hAnsi="Courier New" w:eastAsia="Courier New" w:cs="Tahoma"/>
+                <w:sz w:val="18"/>
+              </w:rPr>
+              <w:t>removeSgiMasterFactorsByCode</w:t>
+            </w:r>
+            <w:r>
+              <w:rPr>
+                <w:rFonts w:ascii="Arial" w:hAnsi="Arial" w:eastAsia="Arial" w:cs="Tahoma"/>
+                <w:sz w:val="18"/>
+              </w:rPr>
+              <w:t xml:space="preserve"> (DELETE)</w:t>
             </w:r>
           </w:p>
         </w:tc>
@@ -10589,7 +12212,7 @@
     <w:p/>
     <w:p>
       <w:pPr>
-        <w:pStyle w:val="Heading3"/>
+        <w:pStyle w:val="Heading2"/>
         <w:keepNext/>
         <w:keepLines/>
         <w:pageBreakBefore w:val="0"/>
@@ -10625,7 +12248,7 @@
         <w:br/>
         <w:t>// BFF เรียกด้วย x-api-key และแนบ x-user-id / x-user-group-id / x-user-permissions มาให้</w:t>
         <w:br/>
-        <w:t>@Controller('sgi/sgi/document')</w:t>
+        <w:t>@Controller('document')</w:t>
         <w:br/>
         <w:t>@UseGuards(HttpHeaderGuard)</w:t>
         <w:br/>
@@ -10636,7 +12259,7 @@
         <w:br/>
         <w:t xml:space="preserve">  // POST /api/v1/sgi/document — Create document API</w:t>
         <w:br/>
-        <w:t xml:space="preserve">  @Post('document')</w:t>
+        <w:t xml:space="preserve">  @Post()</w:t>
         <w:br/>
         <w:t xml:space="preserve">  createSgiDocument(@Body() body: CreateSgiDocumentBodyDto, @UserId() userId: string) {</w:t>
         <w:br/>
@@ -10649,7 +12272,7 @@
         <w:br/>
         <w:t xml:space="preserve">  // PUT /api/v1/sgi/document/{docNo} — Update document partial sections</w:t>
         <w:br/>
-        <w:t xml:space="preserve">  @Put('document/:docNo')</w:t>
+        <w:t xml:space="preserve">  @Put(':docNo')</w:t>
         <w:br/>
         <w:t xml:space="preserve">  updateSgiDocumentByDocNo(</w:t>
         <w:br/>
@@ -10672,7 +12295,7 @@
     </w:p>
     <w:p>
       <w:pPr>
-        <w:pStyle w:val="Heading3"/>
+        <w:pStyle w:val="Heading2"/>
         <w:keepNext/>
         <w:keepLines/>
         <w:pageBreakBefore w:val="0"/>
@@ -10699,7 +12322,7 @@
         <w:br/>
         <w:t xml:space="preserve">  IsArray, IsBoolean, IsIn, IsInt, IsNotEmpty, IsNumber, IsObject, IsOptional,</w:t>
         <w:br/>
-        <w:t xml:space="preserve">  IsString, Matches, Max, MaxLength, Min,</w:t>
+        <w:t xml:space="preserve">  IsString, Matches, Max, MaxLength, Min, ValidateNested,</w:t>
         <w:br/>
         <w:t>} from 'class-validator';</w:t>
         <w:br/>
@@ -10713,10 +12336,35 @@
         <w:br/>
         <w:t>export class CreateSgiDocumentBodyDto {</w:t>
         <w:br/>
+        <w:t xml:space="preserve">  /** แยกแหล่งสร้างเอกสาร */</w:t>
+        <w:br/>
         <w:t xml:space="preserve">  @IsNotEmpty()</w:t>
         <w:br/>
         <w:t xml:space="preserve">  @IsString()</w:t>
         <w:br/>
+        <w:t xml:space="preserve">  @IsIn(['MANUAL', 'FS'])</w:t>
+        <w:br/>
+        <w:t xml:space="preserve">  source: string;</w:t>
+        <w:br/>
+        <w:br/>
+        <w:t xml:space="preserve">  @IsNotEmpty()</w:t>
+        <w:br/>
+        <w:t xml:space="preserve">  @IsString()</w:t>
+        <w:br/>
+        <w:t xml:space="preserve">  impactMonth: string;</w:t>
+        <w:br/>
+        <w:br/>
+        <w:t xml:space="preserve">  @IsNotEmpty()</w:t>
+        <w:br/>
+        <w:t xml:space="preserve">  @IsString()</w:t>
+        <w:br/>
+        <w:t xml:space="preserve">  statementPeriod: string;</w:t>
+        <w:br/>
+        <w:br/>
+        <w:t xml:space="preserve">  @IsNotEmpty()</w:t>
+        <w:br/>
+        <w:t xml:space="preserve">  @IsString()</w:t>
+        <w:br/>
         <w:t xml:space="preserve">  impactedStoreCode: string;</w:t>
         <w:br/>
         <w:br/>
@@ -10724,43 +12372,16 @@
         <w:br/>
         <w:t xml:space="preserve">  @IsString()</w:t>
         <w:br/>
-        <w:t xml:space="preserve">  impactMonth: string;</w:t>
-        <w:br/>
-        <w:br/>
-        <w:t xml:space="preserve">  /** แยกแหล่งสร้างเอกสาร */</w:t>
+        <w:t xml:space="preserve">  newStoreCode: string;</w:t>
+        <w:br/>
         <w:br/>
         <w:t xml:space="preserve">  @IsNotEmpty()</w:t>
         <w:br/>
-        <w:t xml:space="preserve">  @IsString()</w:t>
-        <w:br/>
-        <w:t xml:space="preserve">  @IsIn(['MANUAL', 'FS'])</w:t>
-        <w:br/>
-        <w:t xml:space="preserve">  source: string;</w:t>
-        <w:br/>
-        <w:br/>
-        <w:t xml:space="preserve">  @IsNotEmpty()</w:t>
-        <w:br/>
-        <w:t xml:space="preserve">  @IsString()</w:t>
-        <w:br/>
-        <w:t xml:space="preserve">  newStoreCode: string;</w:t>
-        <w:br/>
-        <w:br/>
-        <w:t xml:space="preserve">  @IsNotEmpty()</w:t>
-        <w:br/>
         <w:t xml:space="preserve">  @Type(() =&gt; Number)</w:t>
         <w:br/>
         <w:t xml:space="preserve">  @IsInt()</w:t>
         <w:br/>
         <w:t xml:space="preserve">  roundNo: number;</w:t>
-        <w:br/>
-        <w:br/>
-        <w:t xml:space="preserve">  @IsNotEmpty()</w:t>
-        <w:br/>
-        <w:t xml:space="preserve">  @IsString()</w:t>
-        <w:br/>
-        <w:t xml:space="preserve">  @MaxLength(500)</w:t>
-        <w:br/>
-        <w:t xml:space="preserve">  reason: string;</w:t>
         <w:br/>
         <w:br/>
         <w:t xml:space="preserve">  // TODO: เพิ่ม property ที่เหลือของ payload นี้ให้ครบตามหัวข้อฟิลด์ของเอกสารนี้</w:t>
@@ -10778,24 +12399,164 @@
           <w:rFonts w:ascii="Courier New" w:hAnsi="Courier New" w:eastAsia="Courier New" w:cs="Tahoma"/>
           <w:sz w:val="16"/>
         </w:rPr>
+        <w:t>// 1 แถวของ `newStores` — property ที่ไม่ได้มีครบทุกแถวถือเป็น optional</w:t>
+        <w:br/>
+        <w:t>export class NewStoreItemDto {</w:t>
+        <w:br/>
+        <w:t xml:space="preserve">  @IsNotEmpty()</w:t>
+        <w:br/>
+        <w:t xml:space="preserve">  @IsString()</w:t>
+        <w:br/>
+        <w:t xml:space="preserve">  newStoreCode: string;</w:t>
+        <w:br/>
+        <w:br/>
+        <w:t xml:space="preserve">  @IsNotEmpty()</w:t>
+        <w:br/>
+        <w:t xml:space="preserve">  @Type(() =&gt; Number)</w:t>
+        <w:br/>
+        <w:t xml:space="preserve">  @IsInt()</w:t>
+        <w:br/>
+        <w:t xml:space="preserve">  compensatePercent: number;</w:t>
+        <w:br/>
+        <w:br/>
+        <w:t xml:space="preserve">  @IsNotEmpty()</w:t>
+        <w:br/>
+        <w:t xml:space="preserve">  @Type(() =&gt; Number)</w:t>
+        <w:br/>
+        <w:t xml:space="preserve">  @IsInt()</w:t>
+        <w:br/>
+        <w:t xml:space="preserve">  compensationAmount: number;</w:t>
+        <w:br/>
+        <w:br/>
+        <w:t xml:space="preserve">  /** **B5** ที่มาของแถวร้านเปิดใหม่ — `ALLMAP` ระบบ default ให้อัตโนมัติ (Job 9) · `USER` เจ้า… */</w:t>
+        <w:br/>
+        <w:t xml:space="preserve">  @IsNotEmpty()</w:t>
+        <w:br/>
+        <w:t xml:space="preserve">  @IsString()</w:t>
+        <w:br/>
+        <w:t xml:space="preserve">  sourceSystem: string;</w:t>
+        <w:br/>
+        <w:t>}</w:t>
+        <w:br/>
+        <w:br/>
+        <w:t>// 1 แถวของ `competitors` — property ที่ไม่ได้มีครบทุกแถวถือเป็น optional</w:t>
+        <w:br/>
+        <w:t>export class CompetitorItemDto {</w:t>
+        <w:br/>
+        <w:t xml:space="preserve">  @IsNotEmpty()</w:t>
+        <w:br/>
+        <w:t xml:space="preserve">  @Type(() =&gt; Number)</w:t>
+        <w:br/>
+        <w:t xml:space="preserve">  @IsInt()</w:t>
+        <w:br/>
+        <w:t xml:space="preserve">  id: number;</w:t>
+        <w:br/>
+        <w:br/>
+        <w:t xml:space="preserve">  @IsNotEmpty()</w:t>
+        <w:br/>
+        <w:t xml:space="preserve">  @IsString()</w:t>
+        <w:br/>
+        <w:t xml:space="preserve">  competitorCode: string;</w:t>
+        <w:br/>
+        <w:br/>
+        <w:t xml:space="preserve">  @IsNotEmpty()</w:t>
+        <w:br/>
+        <w:t xml:space="preserve">  @IsString()</w:t>
+        <w:br/>
+        <w:t xml:space="preserve">  impactDate: string;</w:t>
+        <w:br/>
+        <w:t>}</w:t>
+        <w:br/>
+        <w:br/>
+        <w:t>// 1 แถวของ `externalFactors` — property ที่ไม่ได้มีครบทุกแถวถือเป็น optional</w:t>
+        <w:br/>
+        <w:t>export class ExternalFactorItemDto {</w:t>
+        <w:br/>
+        <w:t xml:space="preserve">  @IsNotEmpty()</w:t>
+        <w:br/>
+        <w:t xml:space="preserve">  @Type(() =&gt; Number)</w:t>
+        <w:br/>
+        <w:t xml:space="preserve">  @IsInt()</w:t>
+        <w:br/>
+        <w:t xml:space="preserve">  id: number;</w:t>
+        <w:br/>
+        <w:br/>
+        <w:t xml:space="preserve">  @IsNotEmpty()</w:t>
+        <w:br/>
+        <w:t xml:space="preserve">  @IsString()</w:t>
+        <w:br/>
+        <w:t xml:space="preserve">  factorCode: string;</w:t>
+        <w:br/>
+        <w:br/>
+        <w:t xml:space="preserve">  @IsNotEmpty()</w:t>
+        <w:br/>
+        <w:t xml:space="preserve">  @IsString()</w:t>
+        <w:br/>
+        <w:t xml:space="preserve">  dateFrom: string;</w:t>
+        <w:br/>
+        <w:br/>
+        <w:t xml:space="preserve">  /** ส่ง null ได้ */</w:t>
+        <w:br/>
+        <w:t xml:space="preserve">  @IsOptional()</w:t>
+        <w:br/>
+        <w:t xml:space="preserve">  @IsString()</w:t>
+        <w:br/>
+        <w:t xml:space="preserve">  dateTo?: string;</w:t>
+        <w:br/>
+        <w:t>}</w:t>
+        <w:br/>
+        <w:br/>
         <w:t>// body ของ PUT /api/v1/sgi/document/{docNo}</w:t>
         <w:br/>
         <w:t>export class UpdateSgiDocumentByDocNoBodyDto {</w:t>
         <w:br/>
         <w:t xml:space="preserve">  @IsNotEmpty()</w:t>
         <w:br/>
+        <w:t xml:space="preserve">  @Type(() =&gt; Number)</w:t>
+        <w:br/>
+        <w:t xml:space="preserve">  @IsInt()</w:t>
+        <w:br/>
+        <w:t xml:space="preserve">  versionNo: number;</w:t>
+        <w:br/>
+        <w:br/>
+        <w:t xml:space="preserve">  @IsNotEmpty()</w:t>
+        <w:br/>
         <w:t xml:space="preserve">  @IsArray()</w:t>
         <w:br/>
-        <w:t xml:space="preserve">  @IsString({ each: true })</w:t>
-        <w:br/>
-        <w:t xml:space="preserve">  newStores: string[];</w:t>
+        <w:t xml:space="preserve">  @ValidateNested({ each: true })</w:t>
+        <w:br/>
+        <w:t xml:space="preserve">  @Type(() =&gt; NewStoreItemDto)</w:t>
+        <w:br/>
+        <w:t xml:space="preserve">  newStores: NewStoreItemDto[];</w:t>
+        <w:br/>
+        <w:br/>
+        <w:t xml:space="preserve">  @IsNotEmpty()</w:t>
+        <w:br/>
+        <w:t xml:space="preserve">  @IsArray()</w:t>
+        <w:br/>
+        <w:t xml:space="preserve">  @ValidateNested({ each: true })</w:t>
+        <w:br/>
+        <w:t xml:space="preserve">  @Type(() =&gt; CompetitorItemDto)</w:t>
+        <w:br/>
+        <w:t xml:space="preserve">  competitors: CompetitorItemDto[];</w:t>
+        <w:br/>
+        <w:br/>
+        <w:t xml:space="preserve">  @IsNotEmpty()</w:t>
+        <w:br/>
+        <w:t xml:space="preserve">  @IsArray()</w:t>
+        <w:br/>
+        <w:t xml:space="preserve">  @ValidateNested({ each: true })</w:t>
+        <w:br/>
+        <w:t xml:space="preserve">  @Type(() =&gt; ExternalFactorItemDto)</w:t>
+        <w:br/>
+        <w:t xml:space="preserve">  externalFactors: ExternalFactorItemDto[];</w:t>
         <w:br/>
         <w:t>}</w:t>
       </w:r>
     </w:p>
     <w:p>
       <w:pPr>
-        <w:pStyle w:val="Heading3"/>
+        <w:pStyle w:val="Heading2"/>
         <w:keepNext/>
         <w:keepLines/>
         <w:pageBreakBefore w:val="0"/>
@@ -10842,7 +12603,7 @@
         </w:rPr>
         <w:t>// src/modules/sgi-document-create-update/sgi-document-create-update.service.ts</w:t>
         <w:br/>
-        <w:t>import { Inject, Injectable, Logger, NotFoundException, NotImplementedException } from '@nestjs/common';</w:t>
+        <w:t>import { BadRequestException, ConflictException, Inject, Injectable, Logger, NotFoundException, NotImplementedException } from '@nestjs/common';</w:t>
         <w:br/>
         <w:t>import { DataSource } from 'typeorm';</w:t>
         <w:br/>
@@ -10889,7 +12650,7 @@
         <w:br/>
         <w:t xml:space="preserve">      // TODO: lock แถวเป้าหมายของ sgi_compensation_documents ด้วย SELECT ... FOR UPDATE ก่อนเขียน</w:t>
         <w:br/>
-        <w:t xml:space="preserve">      const [current] = await runner.query(SGI_SQL.createSgiDocumentLock, [body.docNo]);</w:t>
+        <w:t xml:space="preserve">      const [current] = await runner.query(SGI_SQL.createSgiDocumentLock, [body.newStoreCode]);</w:t>
         <w:br/>
         <w:t xml:space="preserve">      if (!current) {</w:t>
         <w:br/>
@@ -10949,7 +12710,7 @@
     </w:p>
     <w:p>
       <w:pPr>
-        <w:pStyle w:val="Heading3"/>
+        <w:pStyle w:val="Heading2"/>
         <w:keepNext/>
         <w:keepLines/>
         <w:pageBreakBefore w:val="0"/>
@@ -11283,7 +13044,7 @@
     </w:p>
     <w:p>
       <w:pPr>
-        <w:pStyle w:val="Heading3"/>
+        <w:pStyle w:val="Heading2"/>
         <w:keepNext/>
         <w:keepLines/>
         <w:pageBreakBefore w:val="0"/>
@@ -11311,42 +13072,82 @@
         <w:br/>
         <w:t>export class CompensationDocument {</w:t>
         <w:br/>
-        <w:t xml:space="preserve">  @PrimaryColumn({ name: 'doc_no', type: 'varchar', length: 12 })</w:t>
-        <w:br/>
-        <w:t xml:space="preserve">  docNo: string;</w:t>
-        <w:br/>
-        <w:br/>
-        <w:t xml:space="preserve">  @Column({ name: 'impact_process_id', type: 'bigint', nullable: true })</w:t>
-        <w:br/>
-        <w:t xml:space="preserve">  impactProcessId?: number;</w:t>
-        <w:br/>
-        <w:br/>
-        <w:t xml:space="preserve">  @Column({ name: 'impacted_store_code', type: 'char', length: 5 })</w:t>
+        <w:t xml:space="preserve">  @PrimaryColumn({ name: 'id', type: 'bigint' })</w:t>
+        <w:br/>
+        <w:t xml:space="preserve">  id: number;</w:t>
+        <w:br/>
+        <w:br/>
+        <w:t xml:space="preserve">  @Column({ name: 'doc_no', type: 'varchar', length: 10, nullable: true })</w:t>
+        <w:br/>
+        <w:t xml:space="preserve">  docNo?: string;</w:t>
+        <w:br/>
+        <w:br/>
+        <w:t xml:space="preserve">  @Column({ name: 'year', type: 'int', nullable: true })</w:t>
+        <w:br/>
+        <w:t xml:space="preserve">  year?: number;</w:t>
+        <w:br/>
+        <w:br/>
+        <w:t xml:space="preserve">  @Column({ name: 'running_no', type: 'int', nullable: true })</w:t>
+        <w:br/>
+        <w:t xml:space="preserve">  runningNo?: number;</w:t>
+        <w:br/>
+        <w:br/>
+        <w:t xml:space="preserve">  @Column({ name: 'impact_process_id', type: 'bigint' })</w:t>
+        <w:br/>
+        <w:t xml:space="preserve">  impactProcessId: number;</w:t>
+        <w:br/>
+        <w:br/>
+        <w:t xml:space="preserve">  @Column({ name: 'impacted_store_code', type: 'varchar', length: 5 })</w:t>
         <w:br/>
         <w:t xml:space="preserve">  impactedStoreCode: string;</w:t>
         <w:br/>
         <w:br/>
+        <w:t xml:space="preserve">  @Column({ name: 'impact_month', type: 'char', length: 7, nullable: true })</w:t>
+        <w:br/>
+        <w:t xml:space="preserve">  impactMonth?: string;</w:t>
+        <w:br/>
+        <w:br/>
+        <w:t xml:space="preserve">  @Column({ name: 'new_store_code', type: 'varchar', length: 5, nullable: true })</w:t>
+        <w:br/>
+        <w:t xml:space="preserve">  newStoreCode?: string;</w:t>
+        <w:br/>
+        <w:br/>
+        <w:t xml:space="preserve">  @Column({ name: 'round_no', type: 'int', nullable: true })</w:t>
+        <w:br/>
+        <w:t xml:space="preserve">  roundNo?: number;</w:t>
+        <w:br/>
+        <w:br/>
+        <w:t xml:space="preserve">  @Column({ name: 'loop_no', type: 'int', nullable: true })</w:t>
+        <w:br/>
+        <w:t xml:space="preserve">  loopNo?: number;</w:t>
+        <w:br/>
+        <w:br/>
+        <w:t xml:space="preserve">  @Column({ name: 'source', type: 'varchar', length: 20, default: 'FS' })</w:t>
+        <w:br/>
+        <w:t xml:space="preserve">  source: string;</w:t>
+        <w:br/>
+        <w:br/>
         <w:t xml:space="preserve">  @Column({ name: 'status_code', type: 'varchar', length: 2 })</w:t>
         <w:br/>
         <w:t xml:space="preserve">  statusCode: string;</w:t>
         <w:br/>
         <w:br/>
-        <w:t xml:space="preserve">  @Column({ name: 'current_section_code', type: 'varchar', length: 2 })</w:t>
-        <w:br/>
-        <w:t xml:space="preserve">  currentSectionCode: string;</w:t>
-        <w:br/>
-        <w:br/>
-        <w:t xml:space="preserve">  @Column({ name: 'round_no', type: 'int', nullable: true })</w:t>
-        <w:br/>
-        <w:t xml:space="preserve">  roundNo?: number;</w:t>
-        <w:br/>
-        <w:br/>
-        <w:t xml:space="preserve">  @Column({ name: 'loop_no', type: 'int', nullable: true })</w:t>
-        <w:br/>
-        <w:t xml:space="preserve">  loopNo?: number;</w:t>
-        <w:br/>
-        <w:br/>
-        <w:t xml:space="preserve">  @Column({ name: 'statement_id', type: 'varchar', length: 30, nullable: true })</w:t>
+        <w:t xml:space="preserve">  @Column({ name: 'current_section_code', type: 'varchar', length: 2, nullable: true })</w:t>
+        <w:br/>
+        <w:t xml:space="preserve">  currentSectionCode?: string;</w:t>
+        <w:br/>
+        <w:br/>
+        <w:t xml:space="preserve">  @Column({ name: 'total_compensation_amount', type: 'numeric', precision: 14, scale: 2, default: 0 })</w:t>
+        <w:br/>
+        <w:t xml:space="preserve">  totalCompensationAmount: string;</w:t>
+        <w:br/>
+        <w:br/>
+        <w:t xml:space="preserve">  @Column({ name: 'allmap_url', type: 'varchar', length: 500, nullable: true })</w:t>
+        <w:br/>
+        <w:t xml:space="preserve">  allmapUrl?: string;</w:t>
+        <w:br/>
+        <w:br/>
+        <w:t xml:space="preserve">  @Column({ name: 'statement_id', type: 'varchar', length: 50, nullable: true })</w:t>
         <w:br/>
         <w:t xml:space="preserve">  statementId?: string;</w:t>
         <w:br/>
@@ -11366,34 +13167,39 @@
         <w:t xml:space="preserve">  accountMonth?: number;</w:t>
         <w:br/>
         <w:br/>
-        <w:t xml:space="preserve">  @Column({ name: 'compensate_amount', type: 'numeric', precision: 15, scale: 2, nullable: true })</w:t>
-        <w:br/>
-        <w:t xml:space="preserve">  compensateAmount?: string;</w:t>
-        <w:br/>
-        <w:br/>
-        <w:t xml:space="preserve">  @Column({ name: 'allmap_url', type: 'text', nullable: true })</w:t>
-        <w:br/>
-        <w:t xml:space="preserve">  allmapUrl?: string;</w:t>
-        <w:br/>
-        <w:br/>
         <w:t xml:space="preserve">  @Column({ name: 'approver_snapshot', type: 'jsonb', nullable: true })</w:t>
         <w:br/>
         <w:t xml:space="preserve">  approverSnapshot?: Record&lt;string, unknown&gt;;</w:t>
         <w:br/>
         <w:br/>
-        <w:t xml:space="preserve">  @Column({ name: 'created_at', type: 'timestamptz', nullable: true })</w:t>
-        <w:br/>
-        <w:t xml:space="preserve">  createdAt?: Date;</w:t>
-        <w:br/>
-        <w:br/>
-        <w:t xml:space="preserve">  @Column({ name: 'updated_at', type: 'timestamptz', nullable: true })</w:t>
+        <w:t xml:space="preserve">  @Column({ name: 'version_no', type: 'int', default: 1 })</w:t>
+        <w:br/>
+        <w:t xml:space="preserve">  versionNo: number;</w:t>
+        <w:br/>
+        <w:br/>
+        <w:t xml:space="preserve">  @Column({ name: 'created_by', type: 'varchar', length: 30 })</w:t>
+        <w:br/>
+        <w:t xml:space="preserve">  createdBy: string;</w:t>
+        <w:br/>
+        <w:br/>
+        <w:t xml:space="preserve">  @Column({ name: 'created_at', type: 'timestamp' })</w:t>
+        <w:br/>
+        <w:t xml:space="preserve">  createdAt: Date;</w:t>
+        <w:br/>
+        <w:br/>
+        <w:t xml:space="preserve">  @Column({ name: 'updated_by', type: 'varchar', length: 30, nullable: true })</w:t>
+        <w:br/>
+        <w:t xml:space="preserve">  updatedBy?: string;</w:t>
+        <w:br/>
+        <w:br/>
+        <w:t xml:space="preserve">  @Column({ name: 'updated_at', type: 'timestamp', nullable: true })</w:t>
         <w:br/>
         <w:t xml:space="preserve">  updatedAt?: Date;</w:t>
         <w:br/>
         <w:br/>
-        <w:t xml:space="preserve">  // TODO: ตรวจความยาว/precision กับ DDL จริงใน sql/deploy-sgi-*.sql ก่อน merge</w:t>
-        <w:br/>
-        <w:t xml:space="preserve">  //       entity ชุดนี้ไม่ประกาศ relation ตาม convention (join ด้วย raw SQL)</w:t>
+        <w:t xml:space="preserve">  // entity ชุดนี้ generate จาก DDL ใน LLDD-Database.pdf §5.2–5.4 โดยตรง — คอลัมน์/ชนิด/nullable ตรงกันเสมอ</w:t>
+        <w:br/>
+        <w:t xml:space="preserve">  // ไม่ประกาศ relation ตาม convention ของทีม (join ด้วย raw SQL)</w:t>
         <w:br/>
         <w:t>}</w:t>
       </w:r>
@@ -11422,39 +13228,44 @@
         <w:t xml:space="preserve">  id: number;</w:t>
         <w:br/>
         <w:br/>
-        <w:t xml:space="preserve">  @Column({ name: 'doc_no', type: 'varchar', length: 12 })</w:t>
+        <w:t xml:space="preserve">  @Column({ name: 'doc_no', type: 'varchar', length: 10 })</w:t>
         <w:br/>
         <w:t xml:space="preserve">  docNo: string;</w:t>
         <w:br/>
         <w:br/>
-        <w:t xml:space="preserve">  @Column({ name: 'new_store_code', type: 'char', length: 5 })</w:t>
+        <w:t xml:space="preserve">  @Column({ name: 'new_store_code', type: 'varchar', length: 5 })</w:t>
         <w:br/>
         <w:t xml:space="preserve">  newStoreCode: string;</w:t>
         <w:br/>
         <w:br/>
-        <w:t xml:space="preserve">  @Column({ name: 'distance_km', type: 'numeric', precision: 6, scale: 2, nullable: true })</w:t>
+        <w:t xml:space="preserve">  @Column({ name: 'distance_km', type: 'numeric', precision: 8, scale: 3, nullable: true })</w:t>
         <w:br/>
         <w:t xml:space="preserve">  distanceKm?: string;</w:t>
         <w:br/>
         <w:br/>
-        <w:t xml:space="preserve">  @Column({ name: 'compensate_percent', type: 'numeric', precision: 5, scale: 2 })</w:t>
+        <w:t xml:space="preserve">  @Column({ name: 'compensate_percent', type: 'numeric', precision: 7, scale: 4 })</w:t>
         <w:br/>
         <w:t xml:space="preserve">  compensatePercent: string;</w:t>
         <w:br/>
         <w:br/>
-        <w:t xml:space="preserve">  @Column({ name: 'compensate_amount', type: 'numeric', precision: 15, scale: 2, nullable: true })</w:t>
-        <w:br/>
-        <w:t xml:space="preserve">  compensateAmount?: string;</w:t>
-        <w:br/>
-        <w:br/>
-        <w:t xml:space="preserve">  @Column({ name: 'open_date', type: 'date', nullable: true })</w:t>
-        <w:br/>
-        <w:t xml:space="preserve">  openDate?: Date;</w:t>
-        <w:br/>
-        <w:br/>
-        <w:t xml:space="preserve">  // TODO: ตรวจความยาว/precision กับ DDL จริงใน sql/deploy-sgi-*.sql ก่อน merge</w:t>
-        <w:br/>
-        <w:t xml:space="preserve">  //       entity ชุดนี้ไม่ประกาศ relation ตาม convention (join ด้วย raw SQL)</w:t>
+        <w:t xml:space="preserve">  @Column({ name: 'compensation_amount', type: 'numeric', precision: 14, scale: 2, default: 0 })</w:t>
+        <w:br/>
+        <w:t xml:space="preserve">  compensationAmount: string;</w:t>
+        <w:br/>
+        <w:br/>
+        <w:t xml:space="preserve">  @Column({ name: 'source_system', type: 'varchar', length: 30 })</w:t>
+        <w:br/>
+        <w:t xml:space="preserve">  sourceSystem: string;</w:t>
+        <w:br/>
+        <w:br/>
+        <w:t xml:space="preserve">  @Column({ name: 'updated_at', type: 'timestamp' })</w:t>
+        <w:br/>
+        <w:t xml:space="preserve">  updatedAt: Date;</w:t>
+        <w:br/>
+        <w:br/>
+        <w:t xml:space="preserve">  // entity ชุดนี้ generate จาก DDL ใน LLDD-Database.pdf §5.2–5.4 โดยตรง — คอลัมน์/ชนิด/nullable ตรงกันเสมอ</w:t>
+        <w:br/>
+        <w:t xml:space="preserve">  // ไม่ประกาศ relation ตาม convention ของทีม (join ด้วย raw SQL)</w:t>
         <w:br/>
         <w:t>}</w:t>
       </w:r>
@@ -11767,7 +13578,7 @@
     <w:p/>
     <w:p>
       <w:pPr>
-        <w:pStyle w:val="Heading3"/>
+        <w:pStyle w:val="Heading2"/>
         <w:keepNext/>
         <w:keepLines/>
         <w:pageBreakBefore w:val="0"/>
@@ -11894,7 +13705,7 @@
     </w:p>
     <w:p>
       <w:pPr>
-        <w:pStyle w:val="Heading3"/>
+        <w:pStyle w:val="Heading2"/>
         <w:keepNext/>
         <w:keepLines/>
         <w:pageBreakBefore w:val="0"/>
@@ -11998,6 +13809,12 @@
         <w:br/>
         <w:t xml:space="preserve">  // BFF ไม่มี DB — หน้าที่เดียวคือแนบ user context แล้ว forward</w:t>
         <w:br/>
+        <w:t xml:space="preserve">  // ⚠️ ต้อง unwrap envelope ของ store-backend 1 ชั้นก่อนคืน (ยืนยันจากโค้ดจริง 2026-09-04):</w:t>
+        <w:br/>
+        <w:t xml:space="preserve">  //    ResponseInterceptor ระดับ global ของ BFF ห่อผลลัพธ์เป็น { success, data, requestId } อีกที</w:t>
+        <w:br/>
+        <w:t xml:space="preserve">  //    ถ้าคืน { success, data } ดิบมา FE จะได้ data.data.data — SgiClientService จึงต้องคืน .data.data</w:t>
+        <w:br/>
         <w:t xml:space="preserve">  private userHeaders(user: any) {</w:t>
         <w:br/>
         <w:t xml:space="preserve">    return {</w:t>
@@ -12036,9 +13853,9 @@
         <w:t>import { AuthGuard } from '@nestjs/passport';</w:t>
         <w:br/>
         <w:br/>
-        <w:t>// เลือก prefix แบบเดียวทั้งโมดูล: ใช้ '/bff/sgi/...' (ห้ามปนกับแบบไม่มี /bff)</w:t>
-        <w:br/>
-        <w:t>@Controller('bff/sgi/document-create-update')</w:t>
+        <w:t>// path เดียวกับที่ FE เรียก (apiClient baseURL รวม /api/v1 แล้ว) — ห้ามตั้งตามชื่อเอกสาร LLDD</w:t>
+        <w:br/>
+        <w:t>@Controller('sgi/document')</w:t>
         <w:br/>
         <w:t>@UseGuards(AuthGuard('jwt'))</w:t>
         <w:br/>
@@ -12049,7 +13866,7 @@
         <w:br/>
         <w:t xml:space="preserve">  // proxy ของ POST /api/v1/sgi/document</w:t>
         <w:br/>
-        <w:t xml:space="preserve">  @Post('sgi/document')</w:t>
+        <w:t xml:space="preserve">  @Post()</w:t>
         <w:br/>
         <w:t xml:space="preserve">  createSgiDocument(@Body() body: any, @Req() req: any) {</w:t>
         <w:br/>
@@ -12060,7 +13877,7 @@
         <w:br/>
         <w:t xml:space="preserve">  // proxy ของ PUT /api/v1/sgi/document/{docNo}</w:t>
         <w:br/>
-        <w:t xml:space="preserve">  @Put('sgi/document/:docNo')</w:t>
+        <w:t xml:space="preserve">  @Put(':docNo')</w:t>
         <w:br/>
         <w:t xml:space="preserve">  updateSgiDocumentByDocNo(@Param('docNo') docNo: string, @Body() body: any, @Req() req: any) {</w:t>
         <w:br/>
@@ -12086,7 +13903,7 @@
     </w:p>
     <w:p>
       <w:pPr>
-        <w:pStyle w:val="Heading3"/>
+        <w:pStyle w:val="Heading2"/>
         <w:keepNext/>
         <w:keepLines/>
         <w:pageBreakBefore w:val="0"/>
@@ -12822,7 +14639,7 @@
     <w:p/>
     <w:p>
       <w:pPr>
-        <w:pStyle w:val="Heading3"/>
+        <w:pStyle w:val="Heading2"/>
         <w:keepNext/>
         <w:keepLines/>
         <w:pageBreakBefore w:val="0"/>
@@ -12855,22 +14672,20 @@
           <w:rFonts w:ascii="Courier New" w:hAnsi="Courier New" w:eastAsia="Courier New" w:cs="Tahoma"/>
           <w:sz w:val="16"/>
         </w:rPr>
-        <w:t>-- ⚠️ SQL นี้ใช้ named parameter (:name) แต่ `dataSource.query()` ของ store-backend</w:t>
-        <w:br/>
-        <w:t>--    รับเฉพาะ positional $1..$n — ต้องแปลงเป็นลำดับ หรือรันผ่าน QueryBuilder</w:t>
+        <w:t>-- bind ตามลำดับ: $1=impactProcessId · $2=statusDone · $3=docNo · $4=year · $5=runningNo · $6=storeCode · $7=month · $8=statusInit · $9=section06 · $10=empId</w:t>
         <w:br/>
         <w:t>-- กันซ้ำเฉพาะเอกสาร active (SDD GI): เอกสารเดิมที่จบด้วยหยุดชดเชย/เห็นควรไม่ชดเชย เปิดเรื่องใหม่ได้</w:t>
         <w:br/>
         <w:t>SELECT 1 FROM sgi_compensation_documents</w:t>
         <w:br/>
-        <w:t>WHERE impact_process_id = :impactProcessId AND status_code &lt;&gt; :statusDone;</w:t>
+        <w:t>WHERE impact_process_id = $1 /* impactProcessId */ AND status_code &lt;&gt; $2 /* statusDone */;</w:t>
         <w:br/>
         <w:br/>
         <w:t>-- ออกเลขที่ YYYY/xxxxx (running ต่อปี) แล้วสร้างเอกสาร + เปิด workflow งานแรก (Section 06)</w:t>
         <w:br/>
         <w:t>INSERT INTO sgi_compensation_documents (doc_no, year, running_no, impact_process_id, impacted_store_code, impact_month, status_code, current_section_code, created_by)</w:t>
         <w:br/>
-        <w:t>VALUES (:docNo, :year, :runningNo, :impactProcessId, :storeCode, :month, :statusInit, :section06, :empId);</w:t>
+        <w:t>VALUES ($3 /* docNo */, $4 /* year */, $5 /* runningNo */, $1 /* impactProcessId */, $6 /* storeCode */, $7 /* month */, $8 /* statusInit */, $9 /* section06 */, $10 /* empId */);</w:t>
         <w:br/>
         <w:t>-- ⚠️ ไม่ INSERT ตาราง workflow เอง — เรียก @srm/glb-workflow (schema sps_store) ให้ library เขียนให้</w:t>
         <w:br/>
@@ -12908,37 +14723,53 @@
           <w:rFonts w:ascii="Courier New" w:hAnsi="Courier New" w:eastAsia="Courier New" w:cs="Tahoma"/>
           <w:sz w:val="16"/>
         </w:rPr>
-        <w:t>-- ⚠️ SQL นี้ใช้ named parameter (:name) แต่ `dataSource.query()` ของ store-backend</w:t>
-        <w:br/>
-        <w:t>--    รับเฉพาะ positional $1..$n — ต้องแปลงเป็นลำดับ หรือรันผ่าน QueryBuilder</w:t>
+        <w:t>-- bind ตามลำดับ: $1=now · $2=empId · $3=docNo · $4=versionNo · $5=pct · $6=amount · $7=newStoreCode · $8=date · $9=competitorId · $10=from · $11=to · $12=factorId · $13=competitorCode · $14=impactDate · $15=factorCode · $16=dateFrom · $17=dateTo · $18=keepCompetitorIds · $19=keepFactorIds</w:t>
         <w:br/>
         <w:t>-- ตรวจสิทธิ์ตาม role + current_section ก่อน · %ชดเชยร้านใหม่รวมกันต้อง = 100% (ไม่งั้น 422)</w:t>
         <w:br/>
         <w:t>-- optimistic concurrency: mutation ทุกชุดต้องส่ง versionNo ล่าสุด; ไม่ตรงคืน 409 STALE_VERSION</w:t>
         <w:br/>
-        <w:t>UPDATE sgi_compensation_documents SET version_no = version_no + 1, updated_at = :now, updated_by = :empId</w:t>
-        <w:br/>
-        <w:t>WHERE doc_no = :docNo AND version_no = :versionNo;</w:t>
-        <w:br/>
-        <w:t>UPDATE sgi_document_new_stores       SET compensate_percent = :pct, compensate_amount = :amount</w:t>
-        <w:br/>
-        <w:t>WHERE new_store_code = :newStoreCode AND doc_no = :docNo;</w:t>
-        <w:br/>
-        <w:t>UPDATE sgi_document_competitors      SET impact_date = :date         WHERE id = :competitorId AND doc_no = :docNo;</w:t>
-        <w:br/>
-        <w:t>UPDATE sgi_document_external_factors SET date_from = :from, date_to = :to WHERE id = :factorId AND doc_no = :docNo;</w:t>
+        <w:t>UPDATE sgi_compensation_documents SET version_no = version_no + 1, updated_at = $1 /* now */, updated_by = $2 /* empId */</w:t>
+        <w:br/>
+        <w:t>WHERE doc_no = $3 /* docNo */ AND version_no = $4 /* versionNo */;</w:t>
+        <w:br/>
+        <w:t>UPDATE sgi_document_new_stores       SET compensate_percent = $5 /* pct */, compensation_amount = $6 /* amount */</w:t>
+        <w:br/>
+        <w:t>WHERE new_store_code = $7 /* newStoreCode */ AND doc_no = $3 /* docNo */;</w:t>
+        <w:br/>
+        <w:t>UPDATE sgi_document_competitors      SET impact_date = $8 /* date */         WHERE id = $9 /* competitorId */ AND doc_no = $3 /* docNo */;</w:t>
+        <w:br/>
+        <w:t>UPDATE sgi_document_external_factors SET date_from = $10 /* from */, date_to = $11 /* to */ WHERE id = $12 /* factorId */ AND doc_no = $3 /* docNo */;</w:t>
+        <w:br/>
+        <w:br/>
+        <w:t>-- แถวที่ผู้ใช้ "เพิ่มเอง" (element ที่ไม่มี id) ต้อง INSERT ไม่ใช่ UPDATE — ของเดิมมีแต่ UPDATE/DELETE</w:t>
+        <w:br/>
+        <w:t>--   competitorCode ต้องเป็นรหัสแบรนด์ใน master 01-11 เท่านั้น (ไม่ใช่ free text) · source_system = USER</w:t>
+        <w:br/>
+        <w:t>INSERT INTO sgi_document_competitors (doc_no, competitor_code, impact_date, source_system)</w:t>
+        <w:br/>
+        <w:t>VALUES ($3 /* docNo */, $13 /* competitorCode */, $14 /* impactDate */, 'USER')</w:t>
+        <w:br/>
+        <w:t>ON CONFLICT ON CONSTRAINT uq_doc_competitor DO UPDATE SET impact_date = EXCLUDED.impact_date;</w:t>
+        <w:br/>
+        <w:br/>
+        <w:t>INSERT INTO sgi_document_external_factors (doc_no, factor_code, date_from, date_to)</w:t>
+        <w:br/>
+        <w:t>VALUES ($3 /* docNo */, $15 /* factorCode */, $16 /* dateFrom */, $17 /* dateTo */)</w:t>
+        <w:br/>
+        <w:t>ON CONFLICT ON CONSTRAINT uq_doc_factor DO UPDATE SET date_to = EXCLUDED.date_to;</w:t>
         <w:br/>
         <w:br/>
         <w:t>-- ลบรายการที่ผู้ใช้เอาออก (ปุ่ม "ลบที่เลือก" ส่งอาร์เรย์ชุดใหม่มาแทนทั้งชุด)</w:t>
         <w:br/>
-        <w:t>DELETE FROM sgi_document_competitors      WHERE doc_no = :docNo AND id NOT IN (:keepCompetitorIds);</w:t>
-        <w:br/>
-        <w:t>DELETE FROM sgi_document_external_factors WHERE doc_no = :docNo AND id NOT IN (:keepFactorIds);</w:t>
+        <w:t>DELETE FROM sgi_document_competitors      WHERE doc_no = $3 /* docNo */ AND id NOT IN ($18 /* keepCompetitorIds */);</w:t>
+        <w:br/>
+        <w:t>DELETE FROM sgi_document_external_factors WHERE doc_no = $3 /* docNo */ AND id NOT IN ($19 /* keepFactorIds */);</w:t>
       </w:r>
     </w:p>
     <w:p>
       <w:pPr>
-        <w:pStyle w:val="Heading3"/>
+        <w:pStyle w:val="Heading2"/>
         <w:keepNext/>
         <w:keepLines/>
         <w:pageBreakBefore w:val="0"/>

--- a/LLDD/word/BE/LLDD-BE-API-Document-Create-Update.docx
+++ b/LLDD/word/BE/LLDD-BE-API-Document-Create-Update.docx
@@ -12650,7 +12650,7 @@
         <w:br/>
         <w:t xml:space="preserve">      // TODO: lock แถวเป้าหมายของ sgi_compensation_documents ด้วย SELECT ... FOR UPDATE ก่อนเขียน</w:t>
         <w:br/>
-        <w:t xml:space="preserve">      const [current] = await runner.query(SGI_SQL.createSgiDocumentLock, [body.newStoreCode]);</w:t>
+        <w:t xml:space="preserve">      const [current] = await runner.query(SGI_SQL.createSgiDocumentLock, [body.impactMonth]);</w:t>
         <w:br/>
         <w:t xml:space="preserve">      if (!current) {</w:t>
         <w:br/>

--- a/LLDD/word/BE/LLDD-BE-API-Document-Create-Update.docx
+++ b/LLDD/word/BE/LLDD-BE-API-Document-Create-Update.docx
@@ -4529,7 +4529,7 @@
           <w:rFonts w:ascii="Courier New" w:hAnsi="Courier New" w:eastAsia="Courier New" w:cs="Tahoma"/>
           <w:sz w:val="16"/>
         </w:rPr>
-        <w:t>-- bind ตามลำดับ: $1=year · $2=docNo · $3=runningNo · $4=impactProcessId · $5=impactedStoreCode · $6=impactMonth · $7=newStoreCode · $8=roundNo · $9=source · $10=statusInit · $11=userId</w:t>
+        <w:t>-- bind ตามลำดับ: $1=year · $2=docNo · $3=runningNo · $4=impactProcessId · $5=impactCompensationId · $6=impactedStoreCode · $7=impactMonth · $8=newStoreCode · $9=roundNo · $10=source · $11=statusInit · $12=userId</w:t>
         <w:br/>
         <w:t>-- ออกเลขเอกสาร YYYY/xxxxx แบบ atomic ต่อ "ปี ค.ศ." (ห้ามใช้ พ.ศ. — ดู API design มติ 2026-08-06)</w:t>
         <w:br/>
@@ -4568,7 +4568,7 @@
         <w:br/>
         <w:t xml:space="preserve">    doc_no, year, running_no,</w:t>
         <w:br/>
-        <w:t xml:space="preserve">    impact_process_id, impacted_store_code, impact_month, new_store_code,</w:t>
+        <w:t xml:space="preserve">    impact_process_id, impact_compensation_id, impacted_store_code, impact_month, new_store_code,</w:t>
         <w:br/>
         <w:t xml:space="preserve">    round_no, source, status_code, current_section_code, created_by</w:t>
         <w:br/>
@@ -4576,9 +4576,9 @@
         <w:br/>
         <w:t xml:space="preserve">    $2 /* docNo */, $1 /* year */, $3 /* runningNo */,</w:t>
         <w:br/>
-        <w:t xml:space="preserve">    $4 /* impactProcessId */, $5 /* impactedStoreCode */, $6 /* impactMonth */, $7 /* newStoreCode */,</w:t>
-        <w:br/>
-        <w:t xml:space="preserve">    $8 /* roundNo */, $9 /* source */, $10 /* statusInit */, '06', $11 /* userId */</w:t>
+        <w:t xml:space="preserve">    $4 /* impactProcessId */, $5 /* impactCompensationId */, $6 /* impactedStoreCode */, $7 /* impactMonth */, $8 /* newStoreCode */,</w:t>
+        <w:br/>
+        <w:t xml:space="preserve">    $9 /* roundNo */, $10 /* source */, $11 /* statusInit */, '06', $12 /* userId */</w:t>
         <w:br/>
         <w:t>);</w:t>
         <w:br/>
@@ -8799,7 +8799,56 @@
                 <w:rFonts w:ascii="Arial" w:hAnsi="Arial" w:eastAsia="Arial" w:cs="Tahoma"/>
                 <w:sz w:val="18"/>
               </w:rPr>
-              <w:t>number &gt;= 0 with 2 decimals</w:t>
+              <w:t xml:space="preserve">number &gt;= 0 with 2 decimals · ⚠️ มาจากคนละคอลัมน์ตามที่อยู่: ใน </w:t>
+            </w:r>
+            <w:r>
+              <w:rPr>
+                <w:rFonts w:ascii="Courier New" w:hAnsi="Courier New" w:eastAsia="Courier New" w:cs="Tahoma"/>
+                <w:sz w:val="18"/>
+              </w:rPr>
+              <w:t>newStores[]</w:t>
+            </w:r>
+            <w:r>
+              <w:rPr>
+                <w:rFonts w:ascii="Arial" w:hAnsi="Arial" w:eastAsia="Arial" w:cs="Tahoma"/>
+                <w:sz w:val="18"/>
+              </w:rPr>
+              <w:t xml:space="preserve"> = </w:t>
+            </w:r>
+            <w:r>
+              <w:rPr>
+                <w:rFonts w:ascii="Courier New" w:hAnsi="Courier New" w:eastAsia="Courier New" w:cs="Tahoma"/>
+                <w:sz w:val="18"/>
+              </w:rPr>
+              <w:t>sgi_document_new_stores.compensation_amount</w:t>
+            </w:r>
+            <w:r>
+              <w:rPr>
+                <w:rFonts w:ascii="Arial" w:hAnsi="Arial" w:eastAsia="Arial" w:cs="Tahoma"/>
+                <w:sz w:val="18"/>
+              </w:rPr>
+              <w:t xml:space="preserve"> · ใน </w:t>
+            </w:r>
+            <w:r>
+              <w:rPr>
+                <w:rFonts w:ascii="Courier New" w:hAnsi="Courier New" w:eastAsia="Courier New" w:cs="Tahoma"/>
+                <w:sz w:val="18"/>
+              </w:rPr>
+              <w:t>compensationHistories[]</w:t>
+            </w:r>
+            <w:r>
+              <w:rPr>
+                <w:rFonts w:ascii="Arial" w:hAnsi="Arial" w:eastAsia="Arial" w:cs="Tahoma"/>
+                <w:sz w:val="18"/>
+              </w:rPr>
+              <w:t xml:space="preserve"> = </w:t>
+            </w:r>
+            <w:r>
+              <w:rPr>
+                <w:rFonts w:ascii="Courier New" w:hAnsi="Courier New" w:eastAsia="Courier New" w:cs="Tahoma"/>
+                <w:sz w:val="18"/>
+              </w:rPr>
+              <w:t>sgi_compensation_histories.compensate_amount</w:t>
             </w:r>
           </w:p>
         </w:tc>
@@ -12650,7 +12699,7 @@
         <w:br/>
         <w:t xml:space="preserve">      // TODO: lock แถวเป้าหมายของ sgi_compensation_documents ด้วย SELECT ... FOR UPDATE ก่อนเขียน</w:t>
         <w:br/>
-        <w:t xml:space="preserve">      const [current] = await runner.query(SGI_SQL.createSgiDocumentLock, [body.impactMonth]);</w:t>
+        <w:t xml:space="preserve">      const [current] = await runner.query(SGI_SQL.createSgiDocumentLock, [body.impactedStoreCode]);</w:t>
         <w:br/>
         <w:t xml:space="preserve">      if (!current) {</w:t>
         <w:br/>
@@ -13097,6 +13146,11 @@
         <w:t xml:space="preserve">  impactProcessId: number;</w:t>
         <w:br/>
         <w:br/>
+        <w:t xml:space="preserve">  @Column({ name: 'impact_compensation_id', type: 'bigint' })</w:t>
+        <w:br/>
+        <w:t xml:space="preserve">  impactCompensationId: number;</w:t>
+        <w:br/>
+        <w:br/>
         <w:t xml:space="preserve">  @Column({ name: 'impacted_store_code', type: 'varchar', length: 5 })</w:t>
         <w:br/>
         <w:t xml:space="preserve">  impactedStoreCode: string;</w:t>
@@ -13127,7 +13181,7 @@
         <w:t xml:space="preserve">  source: string;</w:t>
         <w:br/>
         <w:br/>
-        <w:t xml:space="preserve">  @Column({ name: 'status_code', type: 'varchar', length: 2 })</w:t>
+        <w:t xml:space="preserve">  @Column({ name: 'status_code', type: 'varchar', length: 2, default: '06' })</w:t>
         <w:br/>
         <w:t xml:space="preserve">  statusCode: string;</w:t>
         <w:br/>
@@ -13256,6 +13310,11 @@
         <w:t xml:space="preserve">  @Column({ name: 'source_system', type: 'varchar', length: 30 })</w:t>
         <w:br/>
         <w:t xml:space="preserve">  sourceSystem: string;</w:t>
+        <w:br/>
+        <w:br/>
+        <w:t xml:space="preserve">  @Column({ name: 'source_row_id', type: 'bigint', nullable: true })</w:t>
+        <w:br/>
+        <w:t xml:space="preserve">  sourceRowId?: number;</w:t>
         <w:br/>
         <w:br/>
         <w:t xml:space="preserve">  @Column({ name: 'updated_at', type: 'timestamp' })</w:t>
@@ -14672,7 +14731,7 @@
           <w:rFonts w:ascii="Courier New" w:hAnsi="Courier New" w:eastAsia="Courier New" w:cs="Tahoma"/>
           <w:sz w:val="16"/>
         </w:rPr>
-        <w:t>-- bind ตามลำดับ: $1=impactProcessId · $2=statusDone · $3=docNo · $4=year · $5=runningNo · $6=storeCode · $7=month · $8=statusInit · $9=section06 · $10=empId</w:t>
+        <w:t>-- bind ตามลำดับ: $1=impactProcessId · $2=statusDone · $3=docNo · $4=year · $5=runningNo · $6=impactCompensationId · $7=storeCode · $8=month · $9=statusInit · $10=section06 · $11=empId</w:t>
         <w:br/>
         <w:t>-- กันซ้ำเฉพาะเอกสาร active (SDD GI): เอกสารเดิมที่จบด้วยหยุดชดเชย/เห็นควรไม่ชดเชย เปิดเรื่องใหม่ได้</w:t>
         <w:br/>
@@ -14683,9 +14742,9 @@
         <w:br/>
         <w:t>-- ออกเลขที่ YYYY/xxxxx (running ต่อปี) แล้วสร้างเอกสาร + เปิด workflow งานแรก (Section 06)</w:t>
         <w:br/>
-        <w:t>INSERT INTO sgi_compensation_documents (doc_no, year, running_no, impact_process_id, impacted_store_code, impact_month, status_code, current_section_code, created_by)</w:t>
-        <w:br/>
-        <w:t>VALUES ($3 /* docNo */, $4 /* year */, $5 /* runningNo */, $1 /* impactProcessId */, $6 /* storeCode */, $7 /* month */, $8 /* statusInit */, $9 /* section06 */, $10 /* empId */);</w:t>
+        <w:t>INSERT INTO sgi_compensation_documents (doc_no, year, running_no, impact_process_id, impact_compensation_id, impacted_store_code, impact_month, status_code, current_section_code, created_by)</w:t>
+        <w:br/>
+        <w:t>VALUES ($3 /* docNo */, $4 /* year */, $5 /* runningNo */, $1 /* impactProcessId */, $6 /* impactCompensationId */, $7 /* storeCode */, $8 /* month */, $9 /* statusInit */, $10 /* section06 */, $11 /* empId */);</w:t>
         <w:br/>
         <w:t>-- ⚠️ ไม่ INSERT ตาราง workflow เอง — เรียก @srm/glb-workflow (schema sps_store) ให้ library เขียนให้</w:t>
         <w:br/>
@@ -14723,7 +14782,7 @@
           <w:rFonts w:ascii="Courier New" w:hAnsi="Courier New" w:eastAsia="Courier New" w:cs="Tahoma"/>
           <w:sz w:val="16"/>
         </w:rPr>
-        <w:t>-- bind ตามลำดับ: $1=now · $2=empId · $3=docNo · $4=versionNo · $5=pct · $6=amount · $7=newStoreCode · $8=date · $9=competitorId · $10=from · $11=to · $12=factorId · $13=competitorCode · $14=impactDate · $15=factorCode · $16=dateFrom · $17=dateTo · $18=keepCompetitorIds · $19=keepFactorIds</w:t>
+        <w:t>-- bind ตามลำดับ: $1=now · $2=empId · $3=docNo · $4=versionNo · $5=pct · $6=amount · $7=newStoreCode · $8=date · $9=competitorId · $10=from · $11=to · $12=factorId · $13=competitorStoreCode · $14=brandCode · $15=impactDate · $16=factorCode · $17=dateFrom · $18=dateTo · $19=keepCompetitorIds · $20=keepFactorIds</w:t>
         <w:br/>
         <w:t>-- ตรวจสิทธิ์ตาม role + current_section ก่อน · %ชดเชยร้านใหม่รวมกันต้อง = 100% (ไม่งั้น 422)</w:t>
         <w:br/>
@@ -14744,27 +14803,27 @@
         <w:br/>
         <w:t>-- แถวที่ผู้ใช้ "เพิ่มเอง" (element ที่ไม่มี id) ต้อง INSERT ไม่ใช่ UPDATE — ของเดิมมีแต่ UPDATE/DELETE</w:t>
         <w:br/>
-        <w:t>--   competitorCode ต้องเป็นรหัสแบรนด์ใน master 01-11 เท่านั้น (ไม่ใช่ free text) · source_system = USER</w:t>
-        <w:br/>
-        <w:t>INSERT INTO sgi_document_competitors (doc_no, competitor_code, impact_date, source_system)</w:t>
-        <w:br/>
-        <w:t>VALUES ($3 /* docNo */, $13 /* competitorCode */, $14 /* impactDate */, 'USER')</w:t>
+        <w:t>--   brandCode ต้องเป็นรหัสแบรนด์ใน master 01-11 (ไม่ใช่ free text) · competitorStoreCode คือรหัสสาขา (ว่างได้) · source_system = USER</w:t>
+        <w:br/>
+        <w:t>INSERT INTO sgi_document_competitors (doc_no, competitor_store_code, brand_code, impact_date, source_system)</w:t>
+        <w:br/>
+        <w:t>VALUES ($3 /* docNo */, $13 /* competitorStoreCode */, $14 /* brandCode */, $15 /* impactDate */, 'USER')</w:t>
         <w:br/>
         <w:t>ON CONFLICT ON CONSTRAINT uq_doc_competitor DO UPDATE SET impact_date = EXCLUDED.impact_date;</w:t>
         <w:br/>
         <w:br/>
         <w:t>INSERT INTO sgi_document_external_factors (doc_no, factor_code, date_from, date_to)</w:t>
         <w:br/>
-        <w:t>VALUES ($3 /* docNo */, $15 /* factorCode */, $16 /* dateFrom */, $17 /* dateTo */)</w:t>
+        <w:t>VALUES ($3 /* docNo */, $16 /* factorCode */, $17 /* dateFrom */, $18 /* dateTo */)</w:t>
         <w:br/>
         <w:t>ON CONFLICT ON CONSTRAINT uq_doc_factor DO UPDATE SET date_to = EXCLUDED.date_to;</w:t>
         <w:br/>
         <w:br/>
         <w:t>-- ลบรายการที่ผู้ใช้เอาออก (ปุ่ม "ลบที่เลือก" ส่งอาร์เรย์ชุดใหม่มาแทนทั้งชุด)</w:t>
         <w:br/>
-        <w:t>DELETE FROM sgi_document_competitors      WHERE doc_no = $3 /* docNo */ AND id NOT IN ($18 /* keepCompetitorIds */);</w:t>
-        <w:br/>
-        <w:t>DELETE FROM sgi_document_external_factors WHERE doc_no = $3 /* docNo */ AND id NOT IN ($19 /* keepFactorIds */);</w:t>
+        <w:t>DELETE FROM sgi_document_competitors      WHERE doc_no = $3 /* docNo */ AND id NOT IN ($19 /* keepCompetitorIds */);</w:t>
+        <w:br/>
+        <w:t>DELETE FROM sgi_document_external_factors WHERE doc_no = $3 /* docNo */ AND id NOT IN ($20 /* keepFactorIds */);</w:t>
       </w:r>
     </w:p>
     <w:p>

--- a/LLDD/word/BE/LLDD-BE-API-Document-Create-Update.docx
+++ b/LLDD/word/BE/LLDD-BE-API-Document-Create-Update.docx
@@ -13201,7 +13201,7 @@
         <w:t xml:space="preserve">  allmapUrl?: string;</w:t>
         <w:br/>
         <w:br/>
-        <w:t xml:space="preserve">  @Column({ name: 'statement_id', type: 'varchar', length: 50, nullable: true })</w:t>
+        <w:t xml:space="preserve">  @Column({ name: 'statement_id', type: 'varchar', length: 500, nullable: true })</w:t>
         <w:br/>
         <w:t xml:space="preserve">  statementId?: string;</w:t>
         <w:br/>

--- a/LLDD/word/BE/LLDD-BE-API-Document-Create-Update.docx
+++ b/LLDD/word/BE/LLDD-BE-API-Document-Create-Update.docx
@@ -11146,6 +11146,100 @@
                 <w:rFonts w:ascii="Arial" w:hAnsi="Arial" w:eastAsia="Arial" w:cs="Tahoma"/>
                 <w:sz w:val="18"/>
               </w:rPr>
+              <w:t>sgi_fgi_impact_processes</w:t>
+            </w:r>
+          </w:p>
+        </w:tc>
+        <w:tc>
+          <w:tcPr>
+            <w:tcW w:type="dxa" w:w="3360"/>
+            <w:vAlign w:val="center"/>
+          </w:tcPr>
+          <w:p>
+            <w:pPr>
+              <w:keepLines/>
+              <w:spacing w:after="0"/>
+            </w:pPr>
+            <w:r>
+              <w:rPr>
+                <w:rFonts w:ascii="Arial" w:hAnsi="Arial" w:eastAsia="Arial" w:cs="Tahoma"/>
+                <w:sz w:val="18"/>
+              </w:rPr>
+            </w:r>
+            <w:r>
+              <w:rPr>
+                <w:rFonts w:ascii="Arial" w:hAnsi="Arial" w:eastAsia="Arial" w:cs="Tahoma"/>
+                <w:sz w:val="18"/>
+              </w:rPr>
+              <w:t>R</w:t>
+            </w:r>
+          </w:p>
+        </w:tc>
+        <w:tc>
+          <w:tcPr>
+            <w:tcW w:type="dxa" w:w="3360"/>
+            <w:vAlign w:val="center"/>
+          </w:tcPr>
+          <w:p>
+            <w:pPr>
+              <w:keepLines/>
+              <w:spacing w:after="0"/>
+            </w:pPr>
+            <w:r>
+              <w:rPr>
+                <w:rFonts w:ascii="Arial" w:hAnsi="Arial" w:eastAsia="Arial" w:cs="Tahoma"/>
+                <w:sz w:val="18"/>
+              </w:rPr>
+            </w:r>
+            <w:r>
+              <w:rPr>
+                <w:rFonts w:ascii="Arial" w:hAnsi="Arial" w:eastAsia="Arial" w:cs="Tahoma"/>
+                <w:sz w:val="18"/>
+              </w:rPr>
+              <w:t>หารอบของเอกสารเพื่อคำนวณรอบ/ครั้งที่ตามสูตรเดิม (</w:t>
+            </w:r>
+            <w:r>
+              <w:rPr>
+                <w:rFonts w:ascii="Courier New" w:hAnsi="Courier New" w:eastAsia="Courier New" w:cs="Tahoma"/>
+                <w:sz w:val="18"/>
+              </w:rPr>
+              <w:t>roundLoopBasis</w:t>
+            </w:r>
+            <w:r>
+              <w:rPr>
+                <w:rFonts w:ascii="Arial" w:hAnsi="Arial" w:eastAsia="Arial" w:cs="Tahoma"/>
+                <w:sz w:val="18"/>
+              </w:rPr>
+              <w:t>) และกันสร้างซ้ำ (เพิ่ม 2026-10-27 — SQL แตะอยู่แล้วแต่ §8 ไม่ได้ประกาศ)</w:t>
+            </w:r>
+          </w:p>
+        </w:tc>
+      </w:tr>
+      <w:tr>
+        <w:trPr>
+          <w:cantSplit/>
+        </w:trPr>
+        <w:tc>
+          <w:tcPr>
+            <w:tcW w:type="dxa" w:w="3360"/>
+            <w:vAlign w:val="center"/>
+          </w:tcPr>
+          <w:p>
+            <w:pPr>
+              <w:keepLines/>
+              <w:spacing w:after="0"/>
+            </w:pPr>
+            <w:r>
+              <w:rPr>
+                <w:rFonts w:ascii="Arial" w:hAnsi="Arial" w:eastAsia="Arial" w:cs="Tahoma"/>
+                <w:sz w:val="18"/>
+              </w:rPr>
+            </w:r>
+            <w:r>
+              <w:rPr>
+                <w:rFonts w:ascii="Arial" w:hAnsi="Arial" w:eastAsia="Arial" w:cs="Tahoma"/>
+                <w:sz w:val="18"/>
+              </w:rPr>
               <w:t>sgi_fgi_impact_compensations</w:t>
             </w:r>
           </w:p>
@@ -13971,6 +14065,15 @@
         <w:rPr>
           <w:rFonts w:ascii="Courier New" w:hAnsi="Courier New" w:eastAsia="Courier New" w:cs="Tahoma"/>
         </w:rPr>
+        <w:t>sgi_fgi_impact_processes</w:t>
+      </w:r>
+      <w:r>
+        <w:t xml:space="preserve">, </w:t>
+      </w:r>
+      <w:r>
+        <w:rPr>
+          <w:rFonts w:ascii="Courier New" w:hAnsi="Courier New" w:eastAsia="Courier New" w:cs="Tahoma"/>
+        </w:rPr>
         <w:t>sgi_fgi_impact_compensations</w:t>
       </w:r>
       <w:r>
@@ -15011,6 +15114,100 @@
                 <w:sz w:val="18"/>
               </w:rPr>
               <w:t>ตัวนับเลขเอกสารต่อปี ค.ศ. — ออกเลข YYYY/xxxxx แบบ atomic (INSERT … ON CONFLICT DO UPDATE … RETURNING)</w:t>
+            </w:r>
+          </w:p>
+        </w:tc>
+      </w:tr>
+      <w:tr>
+        <w:trPr>
+          <w:cantSplit/>
+        </w:trPr>
+        <w:tc>
+          <w:tcPr>
+            <w:tcW w:type="dxa" w:w="3360"/>
+            <w:vAlign w:val="center"/>
+          </w:tcPr>
+          <w:p>
+            <w:pPr>
+              <w:keepLines/>
+              <w:spacing w:after="0"/>
+            </w:pPr>
+            <w:r>
+              <w:rPr>
+                <w:rFonts w:ascii="Arial" w:hAnsi="Arial" w:eastAsia="Arial" w:cs="Tahoma"/>
+                <w:sz w:val="18"/>
+              </w:rPr>
+            </w:r>
+            <w:r>
+              <w:rPr>
+                <w:rFonts w:ascii="Arial" w:hAnsi="Arial" w:eastAsia="Arial" w:cs="Tahoma"/>
+                <w:sz w:val="18"/>
+              </w:rPr>
+              <w:t>sgi_fgi_impact_processes</w:t>
+            </w:r>
+          </w:p>
+        </w:tc>
+        <w:tc>
+          <w:tcPr>
+            <w:tcW w:type="dxa" w:w="3360"/>
+            <w:vAlign w:val="center"/>
+          </w:tcPr>
+          <w:p>
+            <w:pPr>
+              <w:keepLines/>
+              <w:spacing w:after="0"/>
+            </w:pPr>
+            <w:r>
+              <w:rPr>
+                <w:rFonts w:ascii="Arial" w:hAnsi="Arial" w:eastAsia="Arial" w:cs="Tahoma"/>
+                <w:sz w:val="18"/>
+              </w:rPr>
+            </w:r>
+            <w:r>
+              <w:rPr>
+                <w:rFonts w:ascii="Arial" w:hAnsi="Arial" w:eastAsia="Arial" w:cs="Tahoma"/>
+                <w:sz w:val="18"/>
+              </w:rPr>
+              <w:t>R</w:t>
+            </w:r>
+          </w:p>
+        </w:tc>
+        <w:tc>
+          <w:tcPr>
+            <w:tcW w:type="dxa" w:w="3360"/>
+            <w:vAlign w:val="center"/>
+          </w:tcPr>
+          <w:p>
+            <w:pPr>
+              <w:keepLines/>
+              <w:spacing w:after="0"/>
+            </w:pPr>
+            <w:r>
+              <w:rPr>
+                <w:rFonts w:ascii="Arial" w:hAnsi="Arial" w:eastAsia="Arial" w:cs="Tahoma"/>
+                <w:sz w:val="18"/>
+              </w:rPr>
+            </w:r>
+            <w:r>
+              <w:rPr>
+                <w:rFonts w:ascii="Arial" w:hAnsi="Arial" w:eastAsia="Arial" w:cs="Tahoma"/>
+                <w:sz w:val="18"/>
+              </w:rPr>
+              <w:t>หารอบของเอกสารเพื่อคำนวณรอบ/ครั้งที่ตามสูตรเดิม (</w:t>
+            </w:r>
+            <w:r>
+              <w:rPr>
+                <w:rFonts w:ascii="Courier New" w:hAnsi="Courier New" w:eastAsia="Courier New" w:cs="Tahoma"/>
+                <w:sz w:val="18"/>
+              </w:rPr>
+              <w:t>roundLoopBasis</w:t>
+            </w:r>
+            <w:r>
+              <w:rPr>
+                <w:rFonts w:ascii="Arial" w:hAnsi="Arial" w:eastAsia="Arial" w:cs="Tahoma"/>
+                <w:sz w:val="18"/>
+              </w:rPr>
+              <w:t>) และกันสร้างซ้ำ (เพิ่ม 2026-10-27 — SQL แตะอยู่แล้วแต่ §8 ไม่ได้ประกาศ)</w:t>
             </w:r>
           </w:p>
         </w:tc>
